--- a/docs-SaborExpress/07_Articulo_investigacion_SaborExpress_ES.docx
+++ b/docs-SaborExpress/07_Articulo_investigacion_SaborExpress_ES.docx
@@ -4,21 +4,75 @@
   <w:body>
     <w:p>
       <w:pPr>
-        <w:spacing w:before="3100" w:line="480" w:lineRule="auto"/>
+        <w:spacing w:before="1100"/>
+        <w:jc w:val="center"/>
+      </w:pPr>
+      <w:r>
+        <w:drawing>
+          <wp:inline>
+            <wp:extent cx="4389120" cy="2501042"/>
+            <wp:docPr id="66" name="Picture 66"/>
+            <wp:cNvGraphicFramePr>
+              <a:graphicFrameLocks noChangeAspect="1"/>
+            </wp:cNvGraphicFramePr>
+            <a:graphic>
+              <a:graphicData uri="http://schemas.openxmlformats.org/drawingml/2006/picture">
+                <pic:pic>
+                  <pic:nvPicPr>
+                    <pic:cNvPr id="0" name="SaborExpress_logo_transparente.png"/>
+                    <pic:cNvPicPr/>
+                  </pic:nvPicPr>
+                  <pic:blipFill>
+                    <a:blip r:embed="rId9"/>
+                    <a:stretch>
+                      <a:fillRect/>
+                    </a:stretch>
+                  </pic:blipFill>
+                  <pic:spPr>
+                    <a:xfrm>
+                      <a:off x="0" y="0"/>
+                      <a:ext cx="4389120" cy="2501042"/>
+                    </a:xfrm>
+                    <a:prstGeom prst="rect"/>
+                  </pic:spPr>
+                </pic:pic>
+              </a:graphicData>
+            </a:graphic>
+          </wp:inline>
+        </w:drawing>
+      </w:r>
+    </w:p>
+    <w:p>
+      <w:pPr>
+        <w:spacing w:before="900" w:after="500"/>
         <w:jc w:val="center"/>
       </w:pPr>
       <w:r>
         <w:rPr>
           <w:rFonts w:ascii="Times New Roman" w:hAnsi="Times New Roman"/>
           <w:b/>
-          <w:sz w:val="28"/>
+          <w:sz w:val="34"/>
         </w:rPr>
         <w:t>07 Articulo investigacion SaborExpress ES</w:t>
       </w:r>
     </w:p>
     <w:p>
       <w:pPr>
-        <w:spacing w:line="480" w:lineRule="auto"/>
+        <w:spacing w:after="160"/>
+        <w:jc w:val="center"/>
+      </w:pPr>
+      <w:r>
+        <w:rPr>
+          <w:rFonts w:ascii="Times New Roman" w:hAnsi="Times New Roman"/>
+          <w:b/>
+          <w:sz w:val="24"/>
+        </w:rPr>
+        <w:t>SABOREXPRESS — PROYECTO DE SOFTWARE</w:t>
+      </w:r>
+    </w:p>
+    <w:p>
+      <w:pPr>
+        <w:spacing w:after="160"/>
         <w:jc w:val="center"/>
       </w:pPr>
       <w:r>
@@ -26,12 +80,12 @@
           <w:rFonts w:ascii="Times New Roman" w:hAnsi="Times New Roman"/>
           <w:sz w:val="24"/>
         </w:rPr>
-        <w:t>Equipo de desarrollo SaborExpress</w:t>
-      </w:r>
-    </w:p>
-    <w:p>
-      <w:pPr>
-        <w:spacing w:line="480" w:lineRule="auto"/>
+        <w:t>Yerson Stiven Cuellar Rubiano</w:t>
+      </w:r>
+    </w:p>
+    <w:p>
+      <w:pPr>
+        <w:spacing w:after="160"/>
         <w:jc w:val="center"/>
       </w:pPr>
       <w:r>
@@ -39,12 +93,12 @@
           <w:rFonts w:ascii="Times New Roman" w:hAnsi="Times New Roman"/>
           <w:sz w:val="24"/>
         </w:rPr>
-        <w:t>Filiación institucional y autores individuales: por confirmar</w:t>
-      </w:r>
-    </w:p>
-    <w:p>
-      <w:pPr>
-        <w:spacing w:line="480" w:lineRule="auto"/>
+        <w:t>Ficha de formación: 3145555</w:t>
+      </w:r>
+    </w:p>
+    <w:p>
+      <w:pPr>
+        <w:spacing w:after="160"/>
         <w:jc w:val="center"/>
       </w:pPr>
       <w:r>
@@ -52,12 +106,12 @@
           <w:rFonts w:ascii="Times New Roman" w:hAnsi="Times New Roman"/>
           <w:sz w:val="24"/>
         </w:rPr>
-        <w:t>Estudio académico de ingeniería de software y documentación</w:t>
-      </w:r>
-    </w:p>
-    <w:p>
-      <w:pPr>
-        <w:spacing w:line="480" w:lineRule="auto"/>
+        <w:t>Expediente técnico y académico — APA 7</w:t>
+      </w:r>
+    </w:p>
+    <w:p>
+      <w:pPr>
+        <w:spacing w:after="160"/>
         <w:jc w:val="center"/>
       </w:pPr>
       <w:r>
@@ -69,29 +123,39 @@
       </w:r>
     </w:p>
     <w:p>
+      <w:pPr>
+        <w:spacing w:before="600"/>
+        <w:jc w:val="center"/>
+      </w:pPr>
+      <w:r>
+        <w:rPr>
+          <w:i/>
+        </w:rPr>
+        <w:t>Fuente documental: repositorios SaborExpressBack, SaborExpressWeb y SaborExpressMovil.</w:t>
+        <w:br/>
+        <w:t>Las pruebas no ejecutadas se identifican como pendientes.</w:t>
+      </w:r>
+    </w:p>
+    <w:p>
       <w:r>
         <w:br w:type="page"/>
       </w:r>
     </w:p>
-    <w:bookmarkStart w:id="57" w:name="X124628f3f0ae13c01ab0647319d51b4a349f7a1"/>
+    <w:bookmarkStart w:id="67" w:name="X124628f3f0ae13c01ab0647319d51b4a349f7a1"/>
     <w:p>
       <w:pPr>
         <w:pStyle w:val="Heading1"/>
         <w:keepNext/>
-        <w:ind w:firstLine="0"/>
-      </w:pPr>
-      <w:r>
-        <w:rPr>
-          <w:color w:val="000000"/>
-        </w:rPr>
+        <w:spacing w:line="264" w:lineRule="auto"/>
+      </w:pPr>
+      <w:r>
         <w:t xml:space="preserve">Arquitectura y trazabilidad de una plataforma web y móvil para procesos gastronómicos: estudio de caso documental de SaborExpress</w:t>
       </w:r>
     </w:p>
     <w:p>
       <w:pPr>
         <w:pStyle w:val="FirstParagraph"/>
-        <w:spacing w:line="480" w:lineRule="auto" w:after="0"/>
-        <w:ind w:firstLine="720"/>
+        <w:spacing w:line="396" w:lineRule="auto" w:after="100"/>
       </w:pPr>
       <w:r>
         <w:rPr>
@@ -114,13 +178,13 @@
           <w:b/>
           <w:bCs/>
         </w:rPr>
-        <w:t xml:space="preserve">Fecha de corte:</w:t>
-      </w:r>
-      <w:r>
-        <w:t xml:space="preserve"> </w:t>
-      </w:r>
-      <w:r>
-        <w:t xml:space="preserve">14 de octubre de 2026 |</w:t>
+        <w:t xml:space="preserve">Autor / integrante:</w:t>
+      </w:r>
+      <w:r>
+        <w:t xml:space="preserve"> </w:t>
+      </w:r>
+      <w:r>
+        <w:t xml:space="preserve">Yerson Stiven Cuellar Rubiano |</w:t>
       </w:r>
       <w:r>
         <w:t xml:space="preserve"> </w:t>
@@ -130,13 +194,13 @@
           <w:b/>
           <w:bCs/>
         </w:rPr>
-        <w:t xml:space="preserve">Versión:</w:t>
-      </w:r>
-      <w:r>
-        <w:t xml:space="preserve"> </w:t>
-      </w:r>
-      <w:r>
-        <w:t xml:space="preserve">2.0 |</w:t>
+        <w:t xml:space="preserve">Ficha:</w:t>
+      </w:r>
+      <w:r>
+        <w:t xml:space="preserve"> </w:t>
+      </w:r>
+      <w:r>
+        <w:t xml:space="preserve">3145555 |</w:t>
       </w:r>
       <w:r>
         <w:t xml:space="preserve"> </w:t>
@@ -146,69 +210,67 @@
           <w:b/>
           <w:bCs/>
         </w:rPr>
-        <w:t xml:space="preserve">Tipo:</w:t>
-      </w:r>
-      <w:r>
-        <w:t xml:space="preserve"> </w:t>
-      </w:r>
-      <w:r>
-        <w:t xml:space="preserve">Artículo científico — revisión dirigida y estudio de caso</w:t>
-      </w:r>
-    </w:p>
-    <w:p>
-      <w:pPr>
-        <w:pStyle w:val="BodyText"/>
-        <w:spacing w:line="480" w:lineRule="auto" w:after="0"/>
-        <w:ind w:firstLine="720"/>
-      </w:pPr>
+        <w:t xml:space="preserve">Fecha:</w:t>
+      </w:r>
+      <w:r>
+        <w:t xml:space="preserve"> </w:t>
+      </w:r>
+      <w:r>
+        <w:t xml:space="preserve">14 de octubre de 2026 |</w:t>
+      </w:r>
+      <w:r>
+        <w:t xml:space="preserve"> </w:t>
+      </w:r>
       <w:r>
         <w:rPr>
           <w:b/>
           <w:bCs/>
         </w:rPr>
-        <w:t xml:space="preserve">Estado de la evidencia:</w:t>
-      </w:r>
-      <w:r>
-        <w:t xml:space="preserve"> </w:t>
-      </w:r>
-      <w:r>
-        <w:t xml:space="preserve">inspección documental y estática del código. Las pruebas de ejecución y los datos institucionales no aportados no se presumen realizados.</w:t>
+        <w:t xml:space="preserve">Versión documental:</w:t>
+      </w:r>
+      <w:r>
+        <w:t xml:space="preserve"> </w:t>
+      </w:r>
+      <w:r>
+        <w:t xml:space="preserve">4.0</w:t>
       </w:r>
     </w:p>
     <w:p>
       <w:pPr>
         <w:pStyle w:val="BodyText"/>
-        <w:spacing w:line="480" w:lineRule="auto" w:after="0"/>
-        <w:ind w:firstLine="720"/>
+        <w:spacing w:line="396" w:lineRule="auto" w:after="100"/>
       </w:pPr>
       <w:r>
         <w:rPr>
           <w:b/>
           <w:bCs/>
         </w:rPr>
-        <w:t xml:space="preserve">Autores:</w:t>
-      </w:r>
-      <w:r>
-        <w:t xml:space="preserve"> </w:t>
-      </w:r>
-      <w:r>
-        <w:t xml:space="preserve">[Confirmar autores reales] |</w:t>
-      </w:r>
-      <w:r>
-        <w:t xml:space="preserve"> </w:t>
-      </w:r>
+        <w:t xml:space="preserve">Estado de la evidencia:</w:t>
+      </w:r>
+      <w:r>
+        <w:t xml:space="preserve"> </w:t>
+      </w:r>
+      <w:r>
+        <w:t xml:space="preserve">inspección documental y estática del código. Las pruebas de ejecución y los datos institucionales no aportados no se presumen realizados.</w:t>
+      </w:r>
+    </w:p>
+    <w:p>
+      <w:pPr>
+        <w:pStyle w:val="BodyText"/>
+        <w:spacing w:line="396" w:lineRule="auto" w:after="100"/>
+      </w:pPr>
       <w:r>
         <w:rPr>
           <w:b/>
           <w:bCs/>
         </w:rPr>
-        <w:t xml:space="preserve">Afiliación:</w:t>
-      </w:r>
-      <w:r>
-        <w:t xml:space="preserve"> </w:t>
-      </w:r>
-      <w:r>
-        <w:t xml:space="preserve">[Institución / programa] |</w:t>
+        <w:t xml:space="preserve">Autores:</w:t>
+      </w:r>
+      <w:r>
+        <w:t xml:space="preserve"> </w:t>
+      </w:r>
+      <w:r>
+        <w:t xml:space="preserve">[Confirmar autores reales] |</w:t>
       </w:r>
       <w:r>
         <w:t xml:space="preserve"> </w:t>
@@ -218,13 +280,13 @@
           <w:b/>
           <w:bCs/>
         </w:rPr>
-        <w:t xml:space="preserve">ORCID / correspondencia:</w:t>
-      </w:r>
-      <w:r>
-        <w:t xml:space="preserve"> </w:t>
-      </w:r>
-      <w:r>
-        <w:t xml:space="preserve">[Completar] |</w:t>
+        <w:t xml:space="preserve">Afiliación:</w:t>
+      </w:r>
+      <w:r>
+        <w:t xml:space="preserve"> </w:t>
+      </w:r>
+      <w:r>
+        <w:t xml:space="preserve">[Institución / programa] |</w:t>
       </w:r>
       <w:r>
         <w:t xml:space="preserve"> </w:t>
@@ -234,13 +296,13 @@
           <w:b/>
           <w:bCs/>
         </w:rPr>
-        <w:t xml:space="preserve">Financiación:</w:t>
-      </w:r>
-      <w:r>
-        <w:t xml:space="preserve"> </w:t>
-      </w:r>
-      <w:r>
-        <w:t xml:space="preserve">no declarada hasta confirmación |</w:t>
+        <w:t xml:space="preserve">ORCID / correspondencia:</w:t>
+      </w:r>
+      <w:r>
+        <w:t xml:space="preserve"> </w:t>
+      </w:r>
+      <w:r>
+        <w:t xml:space="preserve">[Completar] |</w:t>
       </w:r>
       <w:r>
         <w:t xml:space="preserve"> </w:t>
@@ -250,6 +312,22 @@
           <w:b/>
           <w:bCs/>
         </w:rPr>
+        <w:t xml:space="preserve">Financiación:</w:t>
+      </w:r>
+      <w:r>
+        <w:t xml:space="preserve"> </w:t>
+      </w:r>
+      <w:r>
+        <w:t xml:space="preserve">no declarada hasta confirmación |</w:t>
+      </w:r>
+      <w:r>
+        <w:t xml:space="preserve"> </w:t>
+      </w:r>
+      <w:r>
+        <w:rPr>
+          <w:b/>
+          <w:bCs/>
+        </w:rPr>
         <w:t xml:space="preserve">Fecha:</w:t>
       </w:r>
       <w:r>
@@ -264,20 +342,16 @@
       <w:pPr>
         <w:pStyle w:val="Heading2"/>
         <w:keepNext/>
-        <w:ind w:firstLine="0"/>
-      </w:pPr>
-      <w:r>
-        <w:rPr>
-          <w:color w:val="000000"/>
-        </w:rPr>
+        <w:spacing w:line="264" w:lineRule="auto"/>
+      </w:pPr>
+      <w:r>
         <w:t xml:space="preserve">Resumen</w:t>
       </w:r>
     </w:p>
     <w:p>
       <w:pPr>
         <w:pStyle w:val="FirstParagraph"/>
-        <w:spacing w:line="480" w:lineRule="auto" w:after="0"/>
-        <w:ind w:firstLine="720"/>
+        <w:spacing w:line="396" w:lineRule="auto" w:after="100"/>
       </w:pPr>
       <w:r>
         <w:rPr>
@@ -344,8 +418,7 @@
     <w:p>
       <w:pPr>
         <w:pStyle w:val="BodyText"/>
-        <w:spacing w:line="480" w:lineRule="auto" w:after="0"/>
-        <w:ind w:firstLine="720"/>
+        <w:spacing w:line="396" w:lineRule="auto" w:after="100"/>
       </w:pPr>
       <w:r>
         <w:rPr>
@@ -367,20 +440,16 @@
       <w:pPr>
         <w:pStyle w:val="Heading2"/>
         <w:keepNext/>
-        <w:ind w:firstLine="0"/>
-      </w:pPr>
-      <w:r>
-        <w:rPr>
-          <w:color w:val="000000"/>
-        </w:rPr>
+        <w:spacing w:line="264" w:lineRule="auto"/>
+      </w:pPr>
+      <w:r>
         <w:t xml:space="preserve">Abstract</w:t>
       </w:r>
     </w:p>
     <w:p>
       <w:pPr>
         <w:pStyle w:val="FirstParagraph"/>
-        <w:spacing w:line="480" w:lineRule="auto" w:after="0"/>
-        <w:ind w:firstLine="720"/>
+        <w:spacing w:line="396" w:lineRule="auto" w:after="100"/>
       </w:pPr>
       <w:r>
         <w:rPr>
@@ -447,8 +516,7 @@
     <w:p>
       <w:pPr>
         <w:pStyle w:val="BodyText"/>
-        <w:spacing w:line="480" w:lineRule="auto" w:after="0"/>
-        <w:ind w:firstLine="720"/>
+        <w:spacing w:line="396" w:lineRule="auto" w:after="100"/>
       </w:pPr>
       <w:r>
         <w:rPr>
@@ -470,20 +538,16 @@
       <w:pPr>
         <w:pStyle w:val="Heading2"/>
         <w:keepNext/>
-        <w:ind w:firstLine="0"/>
-      </w:pPr>
-      <w:r>
-        <w:rPr>
-          <w:color w:val="000000"/>
-        </w:rPr>
+        <w:spacing w:line="264" w:lineRule="auto"/>
+      </w:pPr>
+      <w:r>
         <w:t xml:space="preserve">1. Introducción</w:t>
       </w:r>
     </w:p>
     <w:p>
       <w:pPr>
         <w:pStyle w:val="FirstParagraph"/>
-        <w:spacing w:line="480" w:lineRule="auto" w:after="0"/>
-        <w:ind w:firstLine="720"/>
+        <w:spacing w:line="396" w:lineRule="auto" w:after="100"/>
       </w:pPr>
       <w:r>
         <w:t xml:space="preserve">Los servicios de alimentación combinan consumo digital, coordinación del punto de venta y logística de despacho. La literatura distingue dimensiones de adopción, experiencia, confianza, fiabilidad y operación: la revisión de Shroff et al. (2022) examinó 43 artículos y propuso líneas de investigación para la entrega de alimentos; una síntesis en</w:t>
@@ -508,8 +572,7 @@
     <w:p>
       <w:pPr>
         <w:pStyle w:val="BodyText"/>
-        <w:spacing w:line="480" w:lineRule="auto" w:after="0"/>
-        <w:ind w:firstLine="720"/>
+        <w:spacing w:line="396" w:lineRule="auto" w:after="100"/>
       </w:pPr>
       <w:r>
         <w:t xml:space="preserve">La creciente dependencia de aplicaciones web/móviles exige integrar pedidos, sus estados, montos, cuentas y reparto sin pérdida de trazabilidad. Un sistema puede contener controladores y pantallas completas, pero la existencia de código no equivale a calidad medida ni a operación sin incidentes. Surge así una cuestión metodológica relevante para proyectos académicos de ingeniería: ¿qué capacidades y riesgos de integración se pueden sustentar con inspección documental y cuáles requieren verificación experimental?</w:t>
@@ -518,8 +581,7 @@
     <w:p>
       <w:pPr>
         <w:pStyle w:val="BodyText"/>
-        <w:spacing w:line="480" w:lineRule="auto" w:after="0"/>
-        <w:ind w:firstLine="720"/>
+        <w:spacing w:line="396" w:lineRule="auto" w:after="100"/>
       </w:pPr>
       <w:r>
         <w:t xml:space="preserve">SaborExpress sirve como unidad de análisis porque organiza API, web y móvil en repositorios independientes. Su backend muestra una estructura por módulos de dominio, no una colección demostrada de microservicios. Este artículo caracteriza los componentes y el estado de evidencia, relaciona el diseño con marcos de literatura y establece pruebas para una evaluación futura.</w:t>
@@ -531,20 +593,16 @@
       <w:pPr>
         <w:pStyle w:val="Heading2"/>
         <w:keepNext/>
-        <w:ind w:firstLine="0"/>
-      </w:pPr>
-      <w:r>
-        <w:rPr>
-          <w:color w:val="000000"/>
-        </w:rPr>
+        <w:spacing w:line="264" w:lineRule="auto"/>
+      </w:pPr>
+      <w:r>
         <w:t xml:space="preserve">2. Problema y preguntas de investigación</w:t>
       </w:r>
     </w:p>
     <w:p>
       <w:pPr>
         <w:pStyle w:val="FirstParagraph"/>
-        <w:spacing w:line="480" w:lineRule="auto" w:after="0"/>
-        <w:ind w:firstLine="720"/>
+        <w:spacing w:line="396" w:lineRule="auto" w:after="100"/>
       </w:pPr>
       <w:r>
         <w:t xml:space="preserve">Una operación gastronómica necesita coordinar simultáneamente menú, sedes, personal, pedidos, caja y entregas. La duplicación de registros, la falta de sincronía entre cobro y estado de orden, o el acceso indebido a datos de otra sede son escenarios de riesgo plausibles. No se dispone de una línea base empírica de errores, tiempos o costos en el restaurante real; por consiguiente, no se afirma que SaborExpress haya reducido dichos problemas.</w:t>
@@ -553,8 +611,7 @@
     <w:p>
       <w:pPr>
         <w:pStyle w:val="BodyText"/>
-        <w:spacing w:line="480" w:lineRule="auto" w:after="0"/>
-        <w:ind w:firstLine="720"/>
+        <w:spacing w:line="396" w:lineRule="auto" w:after="100"/>
       </w:pPr>
       <w:r>
         <w:rPr>
@@ -573,8 +630,7 @@
     <w:p>
       <w:pPr>
         <w:pStyle w:val="BodyText"/>
-        <w:spacing w:line="480" w:lineRule="auto" w:after="0"/>
-        <w:ind w:firstLine="720"/>
+        <w:spacing w:line="396" w:lineRule="auto" w:after="100"/>
       </w:pPr>
       <w:r>
         <w:rPr>
@@ -595,20 +651,16 @@
       <w:pPr>
         <w:pStyle w:val="Heading3"/>
         <w:keepNext/>
-        <w:ind w:firstLine="0"/>
-      </w:pPr>
-      <w:r>
-        <w:rPr>
-          <w:color w:val="000000"/>
-        </w:rPr>
+        <w:spacing w:line="264" w:lineRule="auto"/>
+      </w:pPr>
+      <w:r>
         <w:t xml:space="preserve">Preguntas y operacionalización de variables</w:t>
       </w:r>
     </w:p>
     <w:p>
       <w:pPr>
         <w:pStyle w:val="FirstParagraph"/>
-        <w:spacing w:line="480" w:lineRule="auto" w:after="0"/>
-        <w:ind w:firstLine="720"/>
+        <w:spacing w:line="396" w:lineRule="auto" w:after="100"/>
       </w:pPr>
       <w:r>
         <w:t xml:space="preserve">La pregunta general es: ¿qué evidencia documental aporta la implementación de SaborExpress sobre la integración funcional de una API central, clientes diferenciados y flujos críticos de restaurantes? Subpreguntas: (P1) ¿qué capacidades se pueden identificar directamente en el código? (P2) ¿qué decisiones arquitectónicas estructuran el sistema? (P3) ¿qué riesgos emergen de la intersección entre pedidos, pagos, entregas y autorización? (P4) ¿qué evidencias adicionales son necesarias para afirmar calidad o preparación operativa?</w:t>
@@ -617,8 +669,7 @@
     <w:p>
       <w:pPr>
         <w:pStyle w:val="BodyText"/>
-        <w:spacing w:line="480" w:lineRule="auto" w:after="0"/>
-        <w:ind w:firstLine="720"/>
+        <w:spacing w:line="396" w:lineRule="auto" w:after="100"/>
       </w:pPr>
       <w:r>
         <w:t xml:space="preserve">El estudio se delimita a los artefactos disponibles públicamente en octubre de 2026 y a literatura académica que describe plataformas de distribución de comida, modelos de aceptación tecnológica, arquitectura y seguridad. No plantea hipótesis estadísticas ni reclama causalidad: una inspección de archivos no permite medir reducción de tiempos, satisfacción ni ingresos. La unidad primaria de análisis es el repositorio, y las unidades internas son controladores, modelos de dominio, rutas y dependencias. Los criterios de observación se establecieron previamente para reducir interpretación subjetiva.</w:t>
@@ -631,20 +682,16 @@
       <w:pPr>
         <w:pStyle w:val="Heading2"/>
         <w:keepNext/>
-        <w:ind w:firstLine="0"/>
-      </w:pPr>
-      <w:r>
-        <w:rPr>
-          <w:color w:val="000000"/>
-        </w:rPr>
+        <w:spacing w:line="264" w:lineRule="auto"/>
+      </w:pPr>
+      <w:r>
         <w:t xml:space="preserve">3. Objetivos</w:t>
       </w:r>
     </w:p>
     <w:p>
       <w:pPr>
         <w:pStyle w:val="FirstParagraph"/>
-        <w:spacing w:line="480" w:lineRule="auto" w:after="0"/>
-        <w:ind w:firstLine="720"/>
+        <w:spacing w:line="396" w:lineRule="auto" w:after="100"/>
       </w:pPr>
       <w:r>
         <w:rPr>
@@ -663,8 +710,7 @@
     <w:p>
       <w:pPr>
         <w:pStyle w:val="BodyText"/>
-        <w:spacing w:line="480" w:lineRule="auto" w:after="0"/>
-        <w:ind w:firstLine="720"/>
+        <w:spacing w:line="396" w:lineRule="auto" w:after="100"/>
       </w:pPr>
       <w:r>
         <w:rPr>
@@ -686,12 +732,9 @@
       <w:pPr>
         <w:pStyle w:val="Heading2"/>
         <w:keepNext/>
-        <w:ind w:firstLine="0"/>
-      </w:pPr>
-      <w:r>
-        <w:rPr>
-          <w:color w:val="000000"/>
-        </w:rPr>
+        <w:spacing w:line="264" w:lineRule="auto"/>
+      </w:pPr>
+      <w:r>
         <w:t xml:space="preserve">4. Marco conceptual y trabajos relacionados</w:t>
       </w:r>
     </w:p>
@@ -700,20 +743,16 @@
       <w:pPr>
         <w:pStyle w:val="Heading3"/>
         <w:keepNext/>
-        <w:ind w:firstLine="0"/>
-      </w:pPr>
-      <w:r>
-        <w:rPr>
-          <w:color w:val="000000"/>
-        </w:rPr>
+        <w:spacing w:line="264" w:lineRule="auto"/>
+      </w:pPr>
+      <w:r>
         <w:t xml:space="preserve">4.1. Plataformas de entrega y calidad percibida</w:t>
       </w:r>
     </w:p>
     <w:p>
       <w:pPr>
         <w:pStyle w:val="FirstParagraph"/>
-        <w:spacing w:line="480" w:lineRule="auto" w:after="0"/>
-        <w:ind w:firstLine="720"/>
+        <w:spacing w:line="396" w:lineRule="auto" w:after="100"/>
       </w:pPr>
       <w:r>
         <w:t xml:space="preserve">Shroff, Shah y Gajjar (2022) organizan resultados de investigación sobre entrega en línea y sus múltiples actores. La síntesis de 2022 publicada en IJHM destaca teorías de aceptación y enfoques metodológicos, lo cual ayuda a evitar reducir este problema al catálogo digital. Un trabajo sobre atributos de servicios de aplicaciones de entrega (2021, DOI 10.1016/j.ijgfs.2021.100392) analizó relaciones entre experiencia, facilidad de uso, repartidor y satisfacción en un contexto extranjero. El modelo de calidad del servicio en</w:t>
@@ -741,20 +780,16 @@
       <w:pPr>
         <w:pStyle w:val="Heading3"/>
         <w:keepNext/>
-        <w:ind w:firstLine="0"/>
-      </w:pPr>
-      <w:r>
-        <w:rPr>
-          <w:color w:val="000000"/>
-        </w:rPr>
+        <w:spacing w:line="264" w:lineRule="auto"/>
+      </w:pPr>
+      <w:r>
         <w:t xml:space="preserve">4.2. Contexto colombiano</w:t>
       </w:r>
     </w:p>
     <w:p>
       <w:pPr>
         <w:pStyle w:val="FirstParagraph"/>
-        <w:spacing w:line="480" w:lineRule="auto" w:after="0"/>
-        <w:ind w:firstLine="720"/>
+        <w:spacing w:line="396" w:lineRule="auto" w:after="100"/>
       </w:pPr>
       <w:r>
         <w:t xml:space="preserve">García-Umaña y colaboradores (2026) estudiaron la continuidad de uso de plataformas de entrega en Colombia utilizando una extensión de UTAUT2 con confianza en entrega y percepción de calidad alimentaria. Su estudio aplica un diseño de encuesta, distinto de la inspección de código aquí desarrollada. Aporta variables relevantes para un eventual piloto local —confianza, expectativa de desempeño y calidad percibida—, sin demostrar aceptación de SaborExpress.</w:t>
@@ -766,20 +801,16 @@
       <w:pPr>
         <w:pStyle w:val="Heading3"/>
         <w:keepNext/>
-        <w:ind w:firstLine="0"/>
-      </w:pPr>
-      <w:r>
-        <w:rPr>
-          <w:color w:val="000000"/>
-        </w:rPr>
+        <w:spacing w:line="264" w:lineRule="auto"/>
+      </w:pPr>
+      <w:r>
         <w:t xml:space="preserve">4.3. Adopción y experiencia de usuario</w:t>
       </w:r>
     </w:p>
     <w:p>
       <w:pPr>
         <w:pStyle w:val="FirstParagraph"/>
-        <w:spacing w:line="480" w:lineRule="auto" w:after="0"/>
-        <w:ind w:firstLine="720"/>
+        <w:spacing w:line="396" w:lineRule="auto" w:after="100"/>
       </w:pPr>
       <w:r>
         <w:t xml:space="preserve">Davis (1989) distingue utilidad y facilidad de uso percibidas; Venkatesh et al. (2003) integran determinantes de aceptación en UTAUT. Nielsen (1994, revisión 2024) plantea principios heurísticos como visibilidad de estado, consistencia y prevención de errores. Para una plataforma de pedidos estos referentes motivan comprobar feedback de pago pendiente, prevención de doble cobro, retroalimentación ante pérdida de red y claridad de estados en cocina y reparto.</w:t>
@@ -791,20 +822,16 @@
       <w:pPr>
         <w:pStyle w:val="Heading3"/>
         <w:keepNext/>
-        <w:ind w:firstLine="0"/>
-      </w:pPr>
-      <w:r>
-        <w:rPr>
-          <w:color w:val="000000"/>
-        </w:rPr>
+        <w:spacing w:line="264" w:lineRule="auto"/>
+      </w:pPr>
+      <w:r>
         <w:t xml:space="preserve">4.4. Arquitectura, calidad y seguridad</w:t>
       </w:r>
     </w:p>
     <w:p>
       <w:pPr>
         <w:pStyle w:val="FirstParagraph"/>
-        <w:spacing w:line="480" w:lineRule="auto" w:after="0"/>
-        <w:ind w:firstLine="720"/>
+        <w:spacing w:line="396" w:lineRule="auto" w:after="100"/>
       </w:pPr>
       <w:r>
         <w:t xml:space="preserve">Kruchten (1995) explica la utilidad de vistas arquitectónicas separadas por interés. Taibi, Lenarduzzi y Pahl (2018) clasifican patrones de microservicios; esto permite precisar que el código observado corresponde a un</w:t>
@@ -832,20 +859,16 @@
       <w:pPr>
         <w:pStyle w:val="Heading3"/>
         <w:keepNext/>
-        <w:ind w:firstLine="0"/>
-      </w:pPr>
-      <w:r>
-        <w:rPr>
-          <w:color w:val="000000"/>
-        </w:rPr>
+        <w:spacing w:line="264" w:lineRule="auto"/>
+      </w:pPr>
+      <w:r>
         <w:t xml:space="preserve">Experiencia, confianza y calidad del servicio</w:t>
       </w:r>
     </w:p>
     <w:p>
       <w:pPr>
         <w:pStyle w:val="FirstParagraph"/>
-        <w:spacing w:line="480" w:lineRule="auto" w:after="0"/>
-        <w:ind w:firstLine="720"/>
+        <w:spacing w:line="396" w:lineRule="auto" w:after="100"/>
       </w:pPr>
       <w:r>
         <w:t xml:space="preserve">La literatura sobre entrega de alimentos en línea describe un entorno multifacético: la experiencia del usuario no depende únicamente del software, sino de información del catálogo, tiempos de entrega, confianza, disponibilidad y coordinación entre actores. Shroff, Shah y Gajjar (2022) sintetizaron 43 artículos de 24 revistas y señalaron oportunidades de investigación que justifican analizar la orquestación y las relaciones entre actores. Esa síntesis no autoriza a extrapolar porcentajes de éxito a SaborExpress, pero sí proporciona categorías para examinar el valor del sistema.</w:t>
@@ -854,8 +877,7 @@
     <w:p>
       <w:pPr>
         <w:pStyle w:val="BodyText"/>
-        <w:spacing w:line="480" w:lineRule="auto" w:after="0"/>
-        <w:ind w:firstLine="720"/>
+        <w:spacing w:line="396" w:lineRule="auto" w:after="100"/>
       </w:pPr>
       <w:r>
         <w:t xml:space="preserve">El modelo TAM de Davis (1989) plantea utilidad y facilidad de uso percibidas como determinantes de adopción; Venkatesh y colaboradores (2003) integran factores de intención y uso en UTAUT. En una plataforma gastronómica, estos enfoques orientan preguntas sobre facilidad para registrar un pedido, confianza al pagar, percepción de claridad del estado y condiciones facilitadoras del personal. En esta investigación los modelos cumplen una función conceptual: no se aplicó TAM ni UTAUT a participantes, de modo que no se reportan puntuaciones de aceptación.</w:t>
@@ -864,8 +886,7 @@
     <w:p>
       <w:pPr>
         <w:pStyle w:val="BodyText"/>
-        <w:spacing w:line="480" w:lineRule="auto" w:after="0"/>
-        <w:ind w:firstLine="720"/>
+        <w:spacing w:line="396" w:lineRule="auto" w:after="100"/>
       </w:pPr>
       <w:r>
         <w:t xml:space="preserve">Prasetyo y colaboradores (2021) evaluaron factores relacionados con satisfacción y lealtad de clientes en plataformas de entrega durante la pandemia, en un contexto ajeno al del restaurante estudiado. La validez externa de tales hallazgos debe discutirse antes de transferirlos a Colombia. De igual manera, las heurísticas de Nielsen, revisadas en 2024, sirven para planear una inspección de las pantallas de SaborExpress (visibilidad del estado, prevención de errores, consistencia y recuperación), no para calificar sin evidencia su usabilidad.</w:t>
@@ -878,12 +899,9 @@
       <w:pPr>
         <w:pStyle w:val="Heading2"/>
         <w:keepNext/>
-        <w:ind w:firstLine="0"/>
-      </w:pPr>
-      <w:r>
-        <w:rPr>
-          <w:color w:val="000000"/>
-        </w:rPr>
+        <w:spacing w:line="264" w:lineRule="auto"/>
+      </w:pPr>
+      <w:r>
         <w:t xml:space="preserve">5. Metodología</w:t>
       </w:r>
     </w:p>
@@ -892,20 +910,16 @@
       <w:pPr>
         <w:pStyle w:val="Heading3"/>
         <w:keepNext/>
-        <w:ind w:firstLine="0"/>
-      </w:pPr>
-      <w:r>
-        <w:rPr>
-          <w:color w:val="000000"/>
-        </w:rPr>
+        <w:spacing w:line="264" w:lineRule="auto"/>
+      </w:pPr>
+      <w:r>
         <w:t xml:space="preserve">5.1. Diseño y delimitación</w:t>
       </w:r>
     </w:p>
     <w:p>
       <w:pPr>
         <w:pStyle w:val="FirstParagraph"/>
-        <w:spacing w:line="480" w:lineRule="auto" w:after="0"/>
-        <w:ind w:firstLine="720"/>
+        <w:spacing w:line="396" w:lineRule="auto" w:after="100"/>
       </w:pPr>
       <w:r>
         <w:t xml:space="preserve">Estudio de caso descriptivo, no experimental, documental y de corte transversal. Inspirado en la investigación por estudio de caso de Yin (2018). Se revisaron las estructuras públicas de</w:t>
@@ -969,20 +983,16 @@
       <w:pPr>
         <w:pStyle w:val="Heading3"/>
         <w:keepNext/>
-        <w:ind w:firstLine="0"/>
-      </w:pPr>
-      <w:r>
-        <w:rPr>
-          <w:color w:val="000000"/>
-        </w:rPr>
+        <w:spacing w:line="264" w:lineRule="auto"/>
+      </w:pPr>
+      <w:r>
         <w:t xml:space="preserve">5.2. Selección y procedencia de fuentes</w:t>
       </w:r>
     </w:p>
     <w:p>
       <w:pPr>
         <w:pStyle w:val="FirstParagraph"/>
-        <w:spacing w:line="480" w:lineRule="auto" w:after="0"/>
-        <w:ind w:firstLine="720"/>
+        <w:spacing w:line="396" w:lineRule="auto" w:after="100"/>
       </w:pPr>
       <w:r>
         <w:t xml:space="preserve">Se priorizaron: archivos de inicio (</w:t>
@@ -1024,20 +1034,16 @@
       <w:pPr>
         <w:pStyle w:val="Heading3"/>
         <w:keepNext/>
-        <w:ind w:firstLine="0"/>
-      </w:pPr>
-      <w:r>
-        <w:rPr>
-          <w:color w:val="000000"/>
-        </w:rPr>
+        <w:spacing w:line="264" w:lineRule="auto"/>
+      </w:pPr>
+      <w:r>
         <w:t xml:space="preserve">5.3. Procedimiento de extracción</w:t>
       </w:r>
     </w:p>
     <w:p>
       <w:pPr>
         <w:pStyle w:val="FirstParagraph"/>
-        <w:spacing w:line="480" w:lineRule="auto" w:after="0"/>
-        <w:ind w:firstLine="720"/>
+        <w:spacing w:line="396" w:lineRule="auto" w:after="100"/>
       </w:pPr>
       <w:r>
         <w:t xml:space="preserve">Paso 1: reconocer estructura y tecnologías por manifiesto; paso 2: identificar fronteras HTTP y servicios; paso 3: contrastar entidades y relaciones; paso 4: identificar operaciones Wompi y SignalR; paso 5: contrastar documentación actual con código; paso 6: desarrollar matrices de requisitos, prueba y riesgos; paso 7: discutir resultados a la luz de trabajos científicos sin causalidad ficticia.</w:t>
@@ -1049,20 +1055,16 @@
       <w:pPr>
         <w:pStyle w:val="Heading3"/>
         <w:keepNext/>
-        <w:ind w:firstLine="0"/>
-      </w:pPr>
-      <w:r>
-        <w:rPr>
-          <w:color w:val="000000"/>
-        </w:rPr>
+        <w:spacing w:line="264" w:lineRule="auto"/>
+      </w:pPr>
+      <w:r>
         <w:t xml:space="preserve">5.4. Reproducibilidad y control de sesgos</w:t>
       </w:r>
     </w:p>
     <w:p>
       <w:pPr>
         <w:pStyle w:val="FirstParagraph"/>
-        <w:spacing w:line="480" w:lineRule="auto" w:after="0"/>
-        <w:ind w:firstLine="720"/>
+        <w:spacing w:line="396" w:lineRule="auto" w:after="100"/>
       </w:pPr>
       <w:r>
         <w:t xml:space="preserve">Se registran rutas fuente concretas y URLs. Para repetición exacta se deben fijar los SHA de cada repositorio, dado que</w:t>
@@ -1089,20 +1091,16 @@
       <w:pPr>
         <w:pStyle w:val="Heading3"/>
         <w:keepNext/>
-        <w:ind w:firstLine="0"/>
-      </w:pPr>
-      <w:r>
-        <w:rPr>
-          <w:color w:val="000000"/>
-        </w:rPr>
+        <w:spacing w:line="264" w:lineRule="auto"/>
+      </w:pPr>
+      <w:r>
         <w:t xml:space="preserve">Procedimiento de extracción y clasificación de evidencia</w:t>
       </w:r>
     </w:p>
     <w:p>
       <w:pPr>
         <w:pStyle w:val="FirstParagraph"/>
-        <w:spacing w:line="480" w:lineRule="auto" w:after="0"/>
-        <w:ind w:firstLine="720"/>
+        <w:spacing w:line="396" w:lineRule="auto" w:after="100"/>
       </w:pPr>
       <w:r>
         <w:t xml:space="preserve">La inspección documental se organiza en cinco etapas reproducibles. Primera: identificar la rama y registrar commit SHA de cada repositorio. Segunda: reconocer tecnologías a través de archivos de manifiesto, en particular</w:t>
@@ -1165,8 +1163,7 @@
     <w:p>
       <w:pPr>
         <w:pStyle w:val="BodyText"/>
-        <w:spacing w:line="480" w:lineRule="auto" w:after="0"/>
-        <w:ind w:firstLine="720"/>
+        <w:spacing w:line="396" w:lineRule="auto" w:after="100"/>
       </w:pPr>
       <w:r>
         <w:t xml:space="preserve">Se emplea una matriz de extracción con campos: identificador de evidencia, repositorio, ruta, símbolo o ruta HTTP, comportamiento declarado, nivel de confianza, riesgo y prueba faltante. Es importante diferenciar evidencia de estructura (archivo presente), evidencia de implementación (método y dependencia presente) y evidencia empírica (escenario ejecutado y observado). La presente investigación alcanza principalmente los dos primeros niveles. Los datos personales, secretos y transacciones reales quedan fuera del protocolo de extracción.</w:t>
@@ -1179,12 +1176,9 @@
       <w:pPr>
         <w:pStyle w:val="Heading2"/>
         <w:keepNext/>
-        <w:ind w:firstLine="0"/>
-      </w:pPr>
-      <w:r>
-        <w:rPr>
-          <w:color w:val="000000"/>
-        </w:rPr>
+        <w:spacing w:line="264" w:lineRule="auto"/>
+      </w:pPr>
+      <w:r>
         <w:t xml:space="preserve">6. Resultados de la inspección</w:t>
       </w:r>
     </w:p>
@@ -1193,20 +1187,16 @@
       <w:pPr>
         <w:pStyle w:val="Heading3"/>
         <w:keepNext/>
-        <w:ind w:firstLine="0"/>
-      </w:pPr>
-      <w:r>
-        <w:rPr>
-          <w:color w:val="000000"/>
-        </w:rPr>
+        <w:spacing w:line="264" w:lineRule="auto"/>
+      </w:pPr>
+      <w:r>
         <w:t xml:space="preserve">6.1. Stack y organización</w:t>
       </w:r>
     </w:p>
     <w:p>
       <w:pPr>
         <w:pStyle w:val="FirstParagraph"/>
-        <w:spacing w:line="480" w:lineRule="auto" w:after="0"/>
-        <w:ind w:firstLine="720"/>
+        <w:spacing w:line="396" w:lineRule="auto" w:after="100"/>
       </w:pPr>
       <w:r>
         <w:t xml:space="preserve">El archivo</w:t>
@@ -1339,20 +1329,16 @@
       <w:pPr>
         <w:pStyle w:val="Heading3"/>
         <w:keepNext/>
-        <w:ind w:firstLine="0"/>
-      </w:pPr>
-      <w:r>
-        <w:rPr>
-          <w:color w:val="000000"/>
-        </w:rPr>
+        <w:spacing w:line="264" w:lineRule="auto"/>
+      </w:pPr>
+      <w:r>
         <w:t xml:space="preserve">6.2. Contratos e integraciones</w:t>
       </w:r>
     </w:p>
     <w:p>
       <w:pPr>
         <w:pStyle w:val="FirstParagraph"/>
-        <w:spacing w:line="480" w:lineRule="auto" w:after="0"/>
-        <w:ind w:firstLine="720"/>
+        <w:spacing w:line="396" w:lineRule="auto" w:after="100"/>
       </w:pPr>
       <w:r>
         <w:t xml:space="preserve">Se registró un subconjunto de 52 acciones anotadas con verbos HTTP en los controladores Auth, Orders, Products, Payments, Deliveries y Branches. Existen más controladores para empleados, categorías, notificaciones, configuraciones, mesas y otros dominios; por tanto, 52 no es el número de endpoints total del proyecto. El catálogo técnico documenta rutas y métodos del subconjunto examinado. Los controladores permiten caracterizar flujos como alta de pedido, consulta por sede, cobro con Wompi y gestión de reparto; su ejecución no fue observada.</w:t>
@@ -1364,20 +1350,16 @@
       <w:pPr>
         <w:pStyle w:val="Heading3"/>
         <w:keepNext/>
-        <w:ind w:firstLine="0"/>
-      </w:pPr>
-      <w:r>
-        <w:rPr>
-          <w:color w:val="000000"/>
-        </w:rPr>
+        <w:spacing w:line="264" w:lineRule="auto"/>
+      </w:pPr>
+      <w:r>
         <w:t xml:space="preserve">6.3. Entidades y relaciones</w:t>
       </w:r>
     </w:p>
     <w:p>
       <w:pPr>
         <w:pStyle w:val="FirstParagraph"/>
-        <w:spacing w:line="480" w:lineRule="auto" w:after="0"/>
-        <w:ind w:firstLine="720"/>
+        <w:spacing w:line="396" w:lineRule="auto" w:after="100"/>
       </w:pPr>
       <w:r>
         <w:t xml:space="preserve">La clase</w:t>
@@ -1566,20 +1548,16 @@
       <w:pPr>
         <w:pStyle w:val="Heading3"/>
         <w:keepNext/>
-        <w:ind w:firstLine="0"/>
-      </w:pPr>
-      <w:r>
-        <w:rPr>
-          <w:color w:val="000000"/>
-        </w:rPr>
+        <w:spacing w:line="264" w:lineRule="auto"/>
+      </w:pPr>
+      <w:r>
         <w:t xml:space="preserve">6.4. Riesgos específicos observables</w:t>
       </w:r>
     </w:p>
     <w:p>
       <w:pPr>
         <w:pStyle w:val="FirstParagraph"/>
-        <w:spacing w:line="480" w:lineRule="auto" w:after="0"/>
-        <w:ind w:firstLine="720"/>
+        <w:spacing w:line="396" w:lineRule="auto" w:after="100"/>
       </w:pPr>
       <w:r>
         <w:t xml:space="preserve">La configuración CORS de</w:t>
@@ -1697,11 +1675,12 @@
     <w:p>
       <w:pPr>
         <w:pStyle w:val="CaptionedFigure"/>
+        <w:spacing w:line="396" w:lineRule="auto" w:after="100"/>
       </w:pPr>
       <w:r>
         <w:drawing>
           <wp:inline>
-            <wp:extent cx="5334000" cy="1390500"/>
+            <wp:extent cx="5943600" cy="1549415"/>
             <wp:effectExtent b="0" l="0" r="0" t="0"/>
             <wp:docPr descr="Arquitectura lógica caracterizada" title="" id="42" name="Picture"/>
             <a:graphic>
@@ -1722,7 +1701,7 @@
                   <pic:spPr bwMode="auto">
                     <a:xfrm>
                       <a:off x="0" y="0"/>
-                      <a:ext cx="5334000" cy="1390500"/>
+                      <a:ext cx="5943600" cy="1549415"/>
                     </a:xfrm>
                     <a:prstGeom prst="rect">
                       <a:avLst/>
@@ -1744,6 +1723,7 @@
     <w:p>
       <w:pPr>
         <w:pStyle w:val="ImageCaption"/>
+        <w:spacing w:line="396" w:lineRule="auto" w:after="100"/>
       </w:pPr>
       <w:r>
         <w:t xml:space="preserve">Arquitectura lógica caracterizada</w:t>
@@ -1752,8 +1732,7 @@
     <w:p>
       <w:pPr>
         <w:pStyle w:val="BodyText"/>
-        <w:spacing w:line="480" w:lineRule="auto" w:after="0"/>
-        <w:ind w:firstLine="720"/>
+        <w:spacing w:line="396" w:lineRule="auto" w:after="100"/>
       </w:pPr>
       <w:r>
         <w:rPr>
@@ -1769,12 +1748,9 @@
       <w:pPr>
         <w:pStyle w:val="Heading3"/>
         <w:keepNext/>
-        <w:ind w:firstLine="0"/>
-      </w:pPr>
-      <w:r>
-        <w:rPr>
-          <w:color w:val="000000"/>
-        </w:rPr>
+        <w:spacing w:line="264" w:lineRule="auto"/>
+      </w:pPr>
+      <w:r>
         <w:t xml:space="preserve">6.5. Estado de evidencias</w:t>
       </w:r>
     </w:p>
@@ -1783,7 +1759,7 @@
         <w:tblStyle w:val="Table"/>
         <w:tblW w:type="pct" w:w="5000"/>
         <w:jc w:val="left"/>
-        <w:tblLayout w:type="fixed"/>
+        <w:tblLayout w:type="autofit"/>
         <w:tblLook w:firstRow="1" w:lastRow="0" w:firstColumn="0" w:lastColumn="0" w:noHBand="0" w:noVBand="0" w:val="0020"/>
       </w:tblPr>
       <w:tblGrid>
@@ -1801,14 +1777,14 @@
           <w:p>
             <w:pPr>
               <w:pStyle w:val="Compact"/>
-              <w:spacing w:line="240" w:lineRule="auto" w:after="0"/>
-              <w:ind w:firstLine="0"/>
-              <w:jc w:val="left"/>
-            </w:pPr>
-            <w:r>
-              <w:rPr>
-                <w:rFonts w:ascii="Times New Roman" w:hAnsi="Times New Roman"/>
-                <w:sz w:val="18"/>
+              <w:spacing w:line="240" w:lineRule="auto" w:after="20"/>
+              <w:ind w:firstLine="0"/>
+              <w:jc w:val="left"/>
+            </w:pPr>
+            <w:r>
+              <w:rPr>
+                <w:b/>
+                <w:sz w:val="17"/>
               </w:rPr>
               <w:t xml:space="preserve">Hallazgo verificable</w:t>
             </w:r>
@@ -1819,14 +1795,14 @@
           <w:p>
             <w:pPr>
               <w:pStyle w:val="Compact"/>
-              <w:spacing w:line="240" w:lineRule="auto" w:after="0"/>
-              <w:ind w:firstLine="0"/>
-              <w:jc w:val="left"/>
-            </w:pPr>
-            <w:r>
-              <w:rPr>
-                <w:rFonts w:ascii="Times New Roman" w:hAnsi="Times New Roman"/>
-                <w:sz w:val="18"/>
+              <w:spacing w:line="240" w:lineRule="auto" w:after="20"/>
+              <w:ind w:firstLine="0"/>
+              <w:jc w:val="left"/>
+            </w:pPr>
+            <w:r>
+              <w:rPr>
+                <w:b/>
+                <w:sz w:val="17"/>
               </w:rPr>
               <w:t xml:space="preserve">Archivo inspeccionado</w:t>
             </w:r>
@@ -1837,14 +1813,14 @@
           <w:p>
             <w:pPr>
               <w:pStyle w:val="Compact"/>
-              <w:spacing w:line="240" w:lineRule="auto" w:after="0"/>
-              <w:ind w:firstLine="0"/>
-              <w:jc w:val="left"/>
-            </w:pPr>
-            <w:r>
-              <w:rPr>
-                <w:rFonts w:ascii="Times New Roman" w:hAnsi="Times New Roman"/>
-                <w:sz w:val="18"/>
+              <w:spacing w:line="240" w:lineRule="auto" w:after="20"/>
+              <w:ind w:firstLine="0"/>
+              <w:jc w:val="left"/>
+            </w:pPr>
+            <w:r>
+              <w:rPr>
+                <w:b/>
+                <w:sz w:val="17"/>
               </w:rPr>
               <w:t xml:space="preserve">Alcance de la afirmación</w:t>
             </w:r>
@@ -1857,14 +1833,13 @@
           <w:p>
             <w:pPr>
               <w:pStyle w:val="Compact"/>
-              <w:spacing w:line="240" w:lineRule="auto" w:after="0"/>
-              <w:ind w:firstLine="0"/>
-              <w:jc w:val="left"/>
-            </w:pPr>
-            <w:r>
-              <w:rPr>
-                <w:rFonts w:ascii="Times New Roman" w:hAnsi="Times New Roman"/>
-                <w:sz w:val="18"/>
+              <w:spacing w:line="240" w:lineRule="auto" w:after="20"/>
+              <w:ind w:firstLine="0"/>
+              <w:jc w:val="left"/>
+            </w:pPr>
+            <w:r>
+              <w:rPr>
+                <w:sz w:val="17"/>
               </w:rPr>
               <w:t xml:space="preserve">Backend ASP.NET Core 8</w:t>
             </w:r>
@@ -1875,15 +1850,14 @@
           <w:p>
             <w:pPr>
               <w:pStyle w:val="Compact"/>
-              <w:spacing w:line="240" w:lineRule="auto" w:after="0"/>
+              <w:spacing w:line="240" w:lineRule="auto" w:after="20"/>
               <w:ind w:firstLine="0"/>
               <w:jc w:val="left"/>
             </w:pPr>
             <w:r>
               <w:rPr>
                 <w:rStyle w:val="VerbatimChar"/>
-                <w:rFonts w:ascii="Times New Roman" w:hAnsi="Times New Roman"/>
-                <w:sz w:val="18"/>
+                <w:sz w:val="17"/>
               </w:rPr>
               <w:t xml:space="preserve">SaborExpressBack/SaborExpress.csproj</w:t>
             </w:r>
@@ -1894,14 +1868,13 @@
           <w:p>
             <w:pPr>
               <w:pStyle w:val="Compact"/>
-              <w:spacing w:line="240" w:lineRule="auto" w:after="0"/>
-              <w:ind w:firstLine="0"/>
-              <w:jc w:val="left"/>
-            </w:pPr>
-            <w:r>
-              <w:rPr>
-                <w:rFonts w:ascii="Times New Roman" w:hAnsi="Times New Roman"/>
-                <w:sz w:val="18"/>
+              <w:spacing w:line="240" w:lineRule="auto" w:after="20"/>
+              <w:ind w:firstLine="0"/>
+              <w:jc w:val="left"/>
+            </w:pPr>
+            <w:r>
+              <w:rPr>
+                <w:sz w:val="17"/>
               </w:rPr>
               <w:t xml:space="preserve">TargetFramework net8.0; no prueba de despliegue</w:t>
             </w:r>
@@ -1914,14 +1887,13 @@
           <w:p>
             <w:pPr>
               <w:pStyle w:val="Compact"/>
-              <w:spacing w:line="240" w:lineRule="auto" w:after="0"/>
-              <w:ind w:firstLine="0"/>
-              <w:jc w:val="left"/>
-            </w:pPr>
-            <w:r>
-              <w:rPr>
-                <w:rFonts w:ascii="Times New Roman" w:hAnsi="Times New Roman"/>
-                <w:sz w:val="18"/>
+              <w:spacing w:line="240" w:lineRule="auto" w:after="20"/>
+              <w:ind w:firstLine="0"/>
+              <w:jc w:val="left"/>
+            </w:pPr>
+            <w:r>
+              <w:rPr>
+                <w:sz w:val="17"/>
               </w:rPr>
               <w:t xml:space="preserve">Registro de JWT, Swagger, SignalR y servicios en segundo plano</w:t>
             </w:r>
@@ -1932,15 +1904,14 @@
           <w:p>
             <w:pPr>
               <w:pStyle w:val="Compact"/>
-              <w:spacing w:line="240" w:lineRule="auto" w:after="0"/>
+              <w:spacing w:line="240" w:lineRule="auto" w:after="20"/>
               <w:ind w:firstLine="0"/>
               <w:jc w:val="left"/>
             </w:pPr>
             <w:r>
               <w:rPr>
                 <w:rStyle w:val="VerbatimChar"/>
-                <w:rFonts w:ascii="Times New Roman" w:hAnsi="Times New Roman"/>
-                <w:sz w:val="18"/>
+                <w:sz w:val="17"/>
               </w:rPr>
               <w:t xml:space="preserve">SaborExpressBack/Program.cs</w:t>
             </w:r>
@@ -1951,14 +1922,13 @@
           <w:p>
             <w:pPr>
               <w:pStyle w:val="Compact"/>
-              <w:spacing w:line="240" w:lineRule="auto" w:after="0"/>
-              <w:ind w:firstLine="0"/>
-              <w:jc w:val="left"/>
-            </w:pPr>
-            <w:r>
-              <w:rPr>
-                <w:rFonts w:ascii="Times New Roman" w:hAnsi="Times New Roman"/>
-                <w:sz w:val="18"/>
+              <w:spacing w:line="240" w:lineRule="auto" w:after="20"/>
+              <w:ind w:firstLine="0"/>
+              <w:jc w:val="left"/>
+            </w:pPr>
+            <w:r>
+              <w:rPr>
+                <w:sz w:val="17"/>
               </w:rPr>
               <w:t xml:space="preserve">Registro de componentes; no certifica seguridad operativa</w:t>
             </w:r>
@@ -1971,14 +1941,13 @@
           <w:p>
             <w:pPr>
               <w:pStyle w:val="Compact"/>
-              <w:spacing w:line="240" w:lineRule="auto" w:after="0"/>
-              <w:ind w:firstLine="0"/>
-              <w:jc w:val="left"/>
-            </w:pPr>
-            <w:r>
-              <w:rPr>
-                <w:rFonts w:ascii="Times New Roman" w:hAnsi="Times New Roman"/>
-                <w:sz w:val="18"/>
+              <w:spacing w:line="240" w:lineRule="auto" w:after="20"/>
+              <w:ind w:firstLine="0"/>
+              <w:jc w:val="left"/>
+            </w:pPr>
+            <w:r>
+              <w:rPr>
+                <w:sz w:val="17"/>
               </w:rPr>
               <w:t xml:space="preserve">Persistencia EF Core y migraciones</w:t>
             </w:r>
@@ -1989,37 +1958,33 @@
           <w:p>
             <w:pPr>
               <w:pStyle w:val="Compact"/>
-              <w:spacing w:line="240" w:lineRule="auto" w:after="0"/>
+              <w:spacing w:line="240" w:lineRule="auto" w:after="20"/>
               <w:ind w:firstLine="0"/>
               <w:jc w:val="left"/>
             </w:pPr>
             <w:r>
               <w:rPr>
                 <w:rStyle w:val="VerbatimChar"/>
-                <w:rFonts w:ascii="Times New Roman" w:hAnsi="Times New Roman"/>
-                <w:sz w:val="18"/>
+                <w:sz w:val="17"/>
               </w:rPr>
               <w:t xml:space="preserve">SaborExpressBack/Data/AppDbContext.cs.cs</w:t>
             </w:r>
             <w:r>
               <w:rPr>
-                <w:rFonts w:ascii="Times New Roman" w:hAnsi="Times New Roman"/>
-                <w:sz w:val="18"/>
+                <w:sz w:val="17"/>
               </w:rPr>
               <w:t xml:space="preserve">,</w:t>
             </w:r>
             <w:r>
               <w:rPr>
-                <w:rFonts w:ascii="Times New Roman" w:hAnsi="Times New Roman"/>
-                <w:sz w:val="18"/>
+                <w:sz w:val="17"/>
               </w:rPr>
               <w:t xml:space="preserve"> </w:t>
             </w:r>
             <w:r>
               <w:rPr>
                 <w:rStyle w:val="VerbatimChar"/>
-                <w:rFonts w:ascii="Times New Roman" w:hAnsi="Times New Roman"/>
-                <w:sz w:val="18"/>
+                <w:sz w:val="17"/>
               </w:rPr>
               <w:t xml:space="preserve">Program.cs</w:t>
             </w:r>
@@ -2030,14 +1995,13 @@
           <w:p>
             <w:pPr>
               <w:pStyle w:val="Compact"/>
-              <w:spacing w:line="240" w:lineRule="auto" w:after="0"/>
-              <w:ind w:firstLine="0"/>
-              <w:jc w:val="left"/>
-            </w:pPr>
-            <w:r>
-              <w:rPr>
-                <w:rFonts w:ascii="Times New Roman" w:hAnsi="Times New Roman"/>
-                <w:sz w:val="18"/>
+              <w:spacing w:line="240" w:lineRule="auto" w:after="20"/>
+              <w:ind w:firstLine="0"/>
+              <w:jc w:val="left"/>
+            </w:pPr>
+            <w:r>
+              <w:rPr>
+                <w:sz w:val="17"/>
               </w:rPr>
               <w:t xml:space="preserve">Modelos y arranque con MigrateAsync; debe probarse por motor</w:t>
             </w:r>
@@ -2050,14 +2014,13 @@
           <w:p>
             <w:pPr>
               <w:pStyle w:val="Compact"/>
-              <w:spacing w:line="240" w:lineRule="auto" w:after="0"/>
-              <w:ind w:firstLine="0"/>
-              <w:jc w:val="left"/>
-            </w:pPr>
-            <w:r>
-              <w:rPr>
-                <w:rFonts w:ascii="Times New Roman" w:hAnsi="Times New Roman"/>
-                <w:sz w:val="18"/>
+              <w:spacing w:line="240" w:lineRule="auto" w:after="20"/>
+              <w:ind w:firstLine="0"/>
+              <w:jc w:val="left"/>
+            </w:pPr>
+            <w:r>
+              <w:rPr>
+                <w:sz w:val="17"/>
               </w:rPr>
               <w:t xml:space="preserve">Proveedores MySQL, PostgreSQL y SQL Server seleccionables</w:t>
             </w:r>
@@ -2068,15 +2031,14 @@
           <w:p>
             <w:pPr>
               <w:pStyle w:val="Compact"/>
-              <w:spacing w:line="240" w:lineRule="auto" w:after="0"/>
+              <w:spacing w:line="240" w:lineRule="auto" w:after="20"/>
               <w:ind w:firstLine="0"/>
               <w:jc w:val="left"/>
             </w:pPr>
             <w:r>
               <w:rPr>
                 <w:rStyle w:val="VerbatimChar"/>
-                <w:rFonts w:ascii="Times New Roman" w:hAnsi="Times New Roman"/>
-                <w:sz w:val="18"/>
+                <w:sz w:val="17"/>
               </w:rPr>
               <w:t xml:space="preserve">SaborExpressBack/Configuration/DatabaseConfiguration.cs</w:t>
             </w:r>
@@ -2087,14 +2049,13 @@
           <w:p>
             <w:pPr>
               <w:pStyle w:val="Compact"/>
-              <w:spacing w:line="240" w:lineRule="auto" w:after="0"/>
-              <w:ind w:firstLine="0"/>
-              <w:jc w:val="left"/>
-            </w:pPr>
-            <w:r>
-              <w:rPr>
-                <w:rFonts w:ascii="Times New Roman" w:hAnsi="Times New Roman"/>
-                <w:sz w:val="18"/>
+              <w:spacing w:line="240" w:lineRule="auto" w:after="20"/>
+              <w:ind w:firstLine="0"/>
+              <w:jc w:val="left"/>
+            </w:pPr>
+            <w:r>
+              <w:rPr>
+                <w:sz w:val="17"/>
               </w:rPr>
               <w:t xml:space="preserve">Soporte programado; compatibilidad real por motor no validada</w:t>
             </w:r>
@@ -2107,14 +2068,13 @@
           <w:p>
             <w:pPr>
               <w:pStyle w:val="Compact"/>
-              <w:spacing w:line="240" w:lineRule="auto" w:after="0"/>
-              <w:ind w:firstLine="0"/>
-              <w:jc w:val="left"/>
-            </w:pPr>
-            <w:r>
-              <w:rPr>
-                <w:rFonts w:ascii="Times New Roman" w:hAnsi="Times New Roman"/>
-                <w:sz w:val="18"/>
+              <w:spacing w:line="240" w:lineRule="auto" w:after="20"/>
+              <w:ind w:firstLine="0"/>
+              <w:jc w:val="left"/>
+            </w:pPr>
+            <w:r>
+              <w:rPr>
+                <w:sz w:val="17"/>
               </w:rPr>
               <w:t xml:space="preserve">Autenticación y recuperación de cuentas</w:t>
             </w:r>
@@ -2125,15 +2085,14 @@
           <w:p>
             <w:pPr>
               <w:pStyle w:val="Compact"/>
-              <w:spacing w:line="240" w:lineRule="auto" w:after="0"/>
+              <w:spacing w:line="240" w:lineRule="auto" w:after="20"/>
               <w:ind w:firstLine="0"/>
               <w:jc w:val="left"/>
             </w:pPr>
             <w:r>
               <w:rPr>
                 <w:rStyle w:val="VerbatimChar"/>
-                <w:rFonts w:ascii="Times New Roman" w:hAnsi="Times New Roman"/>
-                <w:sz w:val="18"/>
+                <w:sz w:val="17"/>
               </w:rPr>
               <w:t xml:space="preserve">SaborExpressBack/Controllers/AuthController.cs</w:t>
             </w:r>
@@ -2144,14 +2103,13 @@
           <w:p>
             <w:pPr>
               <w:pStyle w:val="Compact"/>
-              <w:spacing w:line="240" w:lineRule="auto" w:after="0"/>
-              <w:ind w:firstLine="0"/>
-              <w:jc w:val="left"/>
-            </w:pPr>
-            <w:r>
-              <w:rPr>
-                <w:rFonts w:ascii="Times New Roman" w:hAnsi="Times New Roman"/>
-                <w:sz w:val="18"/>
+              <w:spacing w:line="240" w:lineRule="auto" w:after="20"/>
+              <w:ind w:firstLine="0"/>
+              <w:jc w:val="left"/>
+            </w:pPr>
+            <w:r>
+              <w:rPr>
+                <w:sz w:val="17"/>
               </w:rPr>
               <w:t xml:space="preserve">Acciones HTTP presentes</w:t>
             </w:r>
@@ -2164,14 +2122,13 @@
           <w:p>
             <w:pPr>
               <w:pStyle w:val="Compact"/>
-              <w:spacing w:line="240" w:lineRule="auto" w:after="0"/>
-              <w:ind w:firstLine="0"/>
-              <w:jc w:val="left"/>
-            </w:pPr>
-            <w:r>
-              <w:rPr>
-                <w:rFonts w:ascii="Times New Roman" w:hAnsi="Times New Roman"/>
-                <w:sz w:val="18"/>
+              <w:spacing w:line="240" w:lineRule="auto" w:after="20"/>
+              <w:ind w:firstLine="0"/>
+              <w:jc w:val="left"/>
+            </w:pPr>
+            <w:r>
+              <w:rPr>
+                <w:sz w:val="17"/>
               </w:rPr>
               <w:t xml:space="preserve">Creación, consulta, modificación y cancelación de pedidos</w:t>
             </w:r>
@@ -2182,15 +2139,14 @@
           <w:p>
             <w:pPr>
               <w:pStyle w:val="Compact"/>
-              <w:spacing w:line="240" w:lineRule="auto" w:after="0"/>
+              <w:spacing w:line="240" w:lineRule="auto" w:after="20"/>
               <w:ind w:firstLine="0"/>
               <w:jc w:val="left"/>
             </w:pPr>
             <w:r>
               <w:rPr>
                 <w:rStyle w:val="VerbatimChar"/>
-                <w:rFonts w:ascii="Times New Roman" w:hAnsi="Times New Roman"/>
-                <w:sz w:val="18"/>
+                <w:sz w:val="17"/>
               </w:rPr>
               <w:t xml:space="preserve">SaborExpressBack/Controllers/OrdersController.cs</w:t>
             </w:r>
@@ -2201,14 +2157,13 @@
           <w:p>
             <w:pPr>
               <w:pStyle w:val="Compact"/>
-              <w:spacing w:line="240" w:lineRule="auto" w:after="0"/>
-              <w:ind w:firstLine="0"/>
-              <w:jc w:val="left"/>
-            </w:pPr>
-            <w:r>
-              <w:rPr>
-                <w:rFonts w:ascii="Times New Roman" w:hAnsi="Times New Roman"/>
-                <w:sz w:val="18"/>
+              <w:spacing w:line="240" w:lineRule="auto" w:after="20"/>
+              <w:ind w:firstLine="0"/>
+              <w:jc w:val="left"/>
+            </w:pPr>
+            <w:r>
+              <w:rPr>
+                <w:sz w:val="17"/>
               </w:rPr>
               <w:t xml:space="preserve">Acciones presentes; flujos sin test ejecutado</w:t>
             </w:r>
@@ -2221,14 +2176,13 @@
           <w:p>
             <w:pPr>
               <w:pStyle w:val="Compact"/>
-              <w:spacing w:line="240" w:lineRule="auto" w:after="0"/>
-              <w:ind w:firstLine="0"/>
-              <w:jc w:val="left"/>
-            </w:pPr>
-            <w:r>
-              <w:rPr>
-                <w:rFonts w:ascii="Times New Roman" w:hAnsi="Times New Roman"/>
-                <w:sz w:val="18"/>
+              <w:spacing w:line="240" w:lineRule="auto" w:after="20"/>
+              <w:ind w:firstLine="0"/>
+              <w:jc w:val="left"/>
+            </w:pPr>
+            <w:r>
+              <w:rPr>
+                <w:sz w:val="17"/>
               </w:rPr>
               <w:t xml:space="preserve">Wompi: inicio, QR, webhook y sincronización</w:t>
             </w:r>
@@ -2239,15 +2193,14 @@
           <w:p>
             <w:pPr>
               <w:pStyle w:val="Compact"/>
-              <w:spacing w:line="240" w:lineRule="auto" w:after="0"/>
+              <w:spacing w:line="240" w:lineRule="auto" w:after="20"/>
               <w:ind w:firstLine="0"/>
               <w:jc w:val="left"/>
             </w:pPr>
             <w:r>
               <w:rPr>
                 <w:rStyle w:val="VerbatimChar"/>
-                <w:rFonts w:ascii="Times New Roman" w:hAnsi="Times New Roman"/>
-                <w:sz w:val="18"/>
+                <w:sz w:val="17"/>
               </w:rPr>
               <w:t xml:space="preserve">SaborExpressBack/Controllers/PaymentsController.cs</w:t>
             </w:r>
@@ -2258,14 +2211,13 @@
           <w:p>
             <w:pPr>
               <w:pStyle w:val="Compact"/>
-              <w:spacing w:line="240" w:lineRule="auto" w:after="0"/>
-              <w:ind w:firstLine="0"/>
-              <w:jc w:val="left"/>
-            </w:pPr>
-            <w:r>
-              <w:rPr>
-                <w:rFonts w:ascii="Times New Roman" w:hAnsi="Times New Roman"/>
-                <w:sz w:val="18"/>
+              <w:spacing w:line="240" w:lineRule="auto" w:after="20"/>
+              <w:ind w:firstLine="0"/>
+              <w:jc w:val="left"/>
+            </w:pPr>
+            <w:r>
+              <w:rPr>
+                <w:sz w:val="17"/>
               </w:rPr>
               <w:t xml:space="preserve">Controlador presente; pagos reales no verificados</w:t>
             </w:r>
@@ -2278,14 +2230,13 @@
           <w:p>
             <w:pPr>
               <w:pStyle w:val="Compact"/>
-              <w:spacing w:line="240" w:lineRule="auto" w:after="0"/>
-              <w:ind w:firstLine="0"/>
-              <w:jc w:val="left"/>
-            </w:pPr>
-            <w:r>
-              <w:rPr>
-                <w:rFonts w:ascii="Times New Roman" w:hAnsi="Times New Roman"/>
-                <w:sz w:val="18"/>
+              <w:spacing w:line="240" w:lineRule="auto" w:after="20"/>
+              <w:ind w:firstLine="0"/>
+              <w:jc w:val="left"/>
+            </w:pPr>
+            <w:r>
+              <w:rPr>
+                <w:sz w:val="17"/>
               </w:rPr>
               <w:t xml:space="preserve">Estado y calificación de repartos</w:t>
             </w:r>
@@ -2296,15 +2247,14 @@
           <w:p>
             <w:pPr>
               <w:pStyle w:val="Compact"/>
-              <w:spacing w:line="240" w:lineRule="auto" w:after="0"/>
+              <w:spacing w:line="240" w:lineRule="auto" w:after="20"/>
               <w:ind w:firstLine="0"/>
               <w:jc w:val="left"/>
             </w:pPr>
             <w:r>
               <w:rPr>
                 <w:rStyle w:val="VerbatimChar"/>
-                <w:rFonts w:ascii="Times New Roman" w:hAnsi="Times New Roman"/>
-                <w:sz w:val="18"/>
+                <w:sz w:val="17"/>
               </w:rPr>
               <w:t xml:space="preserve">SaborExpressBack/Controllers/DeliveriesController.cs</w:t>
             </w:r>
@@ -2315,14 +2265,13 @@
           <w:p>
             <w:pPr>
               <w:pStyle w:val="Compact"/>
-              <w:spacing w:line="240" w:lineRule="auto" w:after="0"/>
-              <w:ind w:firstLine="0"/>
-              <w:jc w:val="left"/>
-            </w:pPr>
-            <w:r>
-              <w:rPr>
-                <w:rFonts w:ascii="Times New Roman" w:hAnsi="Times New Roman"/>
-                <w:sz w:val="18"/>
+              <w:spacing w:line="240" w:lineRule="auto" w:after="20"/>
+              <w:ind w:firstLine="0"/>
+              <w:jc w:val="left"/>
+            </w:pPr>
+            <w:r>
+              <w:rPr>
+                <w:sz w:val="17"/>
               </w:rPr>
               <w:t xml:space="preserve">Acciones presentes</w:t>
             </w:r>
@@ -2335,14 +2284,13 @@
           <w:p>
             <w:pPr>
               <w:pStyle w:val="Compact"/>
-              <w:spacing w:line="240" w:lineRule="auto" w:after="0"/>
-              <w:ind w:firstLine="0"/>
-              <w:jc w:val="left"/>
-            </w:pPr>
-            <w:r>
-              <w:rPr>
-                <w:rFonts w:ascii="Times New Roman" w:hAnsi="Times New Roman"/>
-                <w:sz w:val="18"/>
+              <w:spacing w:line="240" w:lineRule="auto" w:after="20"/>
+              <w:ind w:firstLine="0"/>
+              <w:jc w:val="left"/>
+            </w:pPr>
+            <w:r>
+              <w:rPr>
+                <w:sz w:val="17"/>
               </w:rPr>
               <w:t xml:space="preserve">Productos públicos, gestión y estado</w:t>
             </w:r>
@@ -2353,15 +2301,14 @@
           <w:p>
             <w:pPr>
               <w:pStyle w:val="Compact"/>
-              <w:spacing w:line="240" w:lineRule="auto" w:after="0"/>
+              <w:spacing w:line="240" w:lineRule="auto" w:after="20"/>
               <w:ind w:firstLine="0"/>
               <w:jc w:val="left"/>
             </w:pPr>
             <w:r>
               <w:rPr>
                 <w:rStyle w:val="VerbatimChar"/>
-                <w:rFonts w:ascii="Times New Roman" w:hAnsi="Times New Roman"/>
-                <w:sz w:val="18"/>
+                <w:sz w:val="17"/>
               </w:rPr>
               <w:t xml:space="preserve">SaborExpressBack/Controllers/ProductsController.cs</w:t>
             </w:r>
@@ -2372,14 +2319,13 @@
           <w:p>
             <w:pPr>
               <w:pStyle w:val="Compact"/>
-              <w:spacing w:line="240" w:lineRule="auto" w:after="0"/>
-              <w:ind w:firstLine="0"/>
-              <w:jc w:val="left"/>
-            </w:pPr>
-            <w:r>
-              <w:rPr>
-                <w:rFonts w:ascii="Times New Roman" w:hAnsi="Times New Roman"/>
-                <w:sz w:val="18"/>
+              <w:spacing w:line="240" w:lineRule="auto" w:after="20"/>
+              <w:ind w:firstLine="0"/>
+              <w:jc w:val="left"/>
+            </w:pPr>
+            <w:r>
+              <w:rPr>
+                <w:sz w:val="17"/>
               </w:rPr>
               <w:t xml:space="preserve">Acciones presentes</w:t>
             </w:r>
@@ -2392,14 +2338,13 @@
           <w:p>
             <w:pPr>
               <w:pStyle w:val="Compact"/>
-              <w:spacing w:line="240" w:lineRule="auto" w:after="0"/>
-              <w:ind w:firstLine="0"/>
-              <w:jc w:val="left"/>
-            </w:pPr>
-            <w:r>
-              <w:rPr>
-                <w:rFonts w:ascii="Times New Roman" w:hAnsi="Times New Roman"/>
-                <w:sz w:val="18"/>
+              <w:spacing w:line="240" w:lineRule="auto" w:after="20"/>
+              <w:ind w:firstLine="0"/>
+              <w:jc w:val="left"/>
+            </w:pPr>
+            <w:r>
+              <w:rPr>
+                <w:sz w:val="17"/>
               </w:rPr>
               <w:t xml:space="preserve">Next.js 16.2.6 y React 19.2.4</w:t>
             </w:r>
@@ -2410,15 +2355,14 @@
           <w:p>
             <w:pPr>
               <w:pStyle w:val="Compact"/>
-              <w:spacing w:line="240" w:lineRule="auto" w:after="0"/>
+              <w:spacing w:line="240" w:lineRule="auto" w:after="20"/>
               <w:ind w:firstLine="0"/>
               <w:jc w:val="left"/>
             </w:pPr>
             <w:r>
               <w:rPr>
                 <w:rStyle w:val="VerbatimChar"/>
-                <w:rFonts w:ascii="Times New Roman" w:hAnsi="Times New Roman"/>
-                <w:sz w:val="18"/>
+                <w:sz w:val="17"/>
               </w:rPr>
               <w:t xml:space="preserve">SaborExpressWeb/package.json</w:t>
             </w:r>
@@ -2429,14 +2373,13 @@
           <w:p>
             <w:pPr>
               <w:pStyle w:val="Compact"/>
-              <w:spacing w:line="240" w:lineRule="auto" w:after="0"/>
-              <w:ind w:firstLine="0"/>
-              <w:jc w:val="left"/>
-            </w:pPr>
-            <w:r>
-              <w:rPr>
-                <w:rFonts w:ascii="Times New Roman" w:hAnsi="Times New Roman"/>
-                <w:sz w:val="18"/>
+              <w:spacing w:line="240" w:lineRule="auto" w:after="20"/>
+              <w:ind w:firstLine="0"/>
+              <w:jc w:val="left"/>
+            </w:pPr>
+            <w:r>
+              <w:rPr>
+                <w:sz w:val="17"/>
               </w:rPr>
               <w:t xml:space="preserve">Versiones declaradas</w:t>
             </w:r>
@@ -2449,14 +2392,13 @@
           <w:p>
             <w:pPr>
               <w:pStyle w:val="Compact"/>
-              <w:spacing w:line="240" w:lineRule="auto" w:after="0"/>
-              <w:ind w:firstLine="0"/>
-              <w:jc w:val="left"/>
-            </w:pPr>
-            <w:r>
-              <w:rPr>
-                <w:rFonts w:ascii="Times New Roman" w:hAnsi="Times New Roman"/>
-                <w:sz w:val="18"/>
+              <w:spacing w:line="240" w:lineRule="auto" w:after="20"/>
+              <w:ind w:firstLine="0"/>
+              <w:jc w:val="left"/>
+            </w:pPr>
+            <w:r>
+              <w:rPr>
+                <w:sz w:val="17"/>
               </w:rPr>
               <w:t xml:space="preserve">Rutas web de pedidos, empleados, sedes y reportes</w:t>
             </w:r>
@@ -2467,15 +2409,14 @@
           <w:p>
             <w:pPr>
               <w:pStyle w:val="Compact"/>
-              <w:spacing w:line="240" w:lineRule="auto" w:after="0"/>
+              <w:spacing w:line="240" w:lineRule="auto" w:after="20"/>
               <w:ind w:firstLine="0"/>
               <w:jc w:val="left"/>
             </w:pPr>
             <w:r>
               <w:rPr>
                 <w:rStyle w:val="VerbatimChar"/>
-                <w:rFonts w:ascii="Times New Roman" w:hAnsi="Times New Roman"/>
-                <w:sz w:val="18"/>
+                <w:sz w:val="17"/>
               </w:rPr>
               <w:t xml:space="preserve">SaborExpressWeb/src/app/.../page.tsx</w:t>
             </w:r>
@@ -2486,14 +2427,13 @@
           <w:p>
             <w:pPr>
               <w:pStyle w:val="Compact"/>
-              <w:spacing w:line="240" w:lineRule="auto" w:after="0"/>
-              <w:ind w:firstLine="0"/>
-              <w:jc w:val="left"/>
-            </w:pPr>
-            <w:r>
-              <w:rPr>
-                <w:rFonts w:ascii="Times New Roman" w:hAnsi="Times New Roman"/>
-                <w:sz w:val="18"/>
+              <w:spacing w:line="240" w:lineRule="auto" w:after="20"/>
+              <w:ind w:firstLine="0"/>
+              <w:jc w:val="left"/>
+            </w:pPr>
+            <w:r>
+              <w:rPr>
+                <w:sz w:val="17"/>
               </w:rPr>
               <w:t xml:space="preserve">Archivos de página identificados</w:t>
             </w:r>
@@ -2506,14 +2446,13 @@
           <w:p>
             <w:pPr>
               <w:pStyle w:val="Compact"/>
-              <w:spacing w:line="240" w:lineRule="auto" w:after="0"/>
-              <w:ind w:firstLine="0"/>
-              <w:jc w:val="left"/>
-            </w:pPr>
-            <w:r>
-              <w:rPr>
-                <w:rFonts w:ascii="Times New Roman" w:hAnsi="Times New Roman"/>
-                <w:sz w:val="18"/>
+              <w:spacing w:line="240" w:lineRule="auto" w:after="20"/>
+              <w:ind w:firstLine="0"/>
+              <w:jc w:val="left"/>
+            </w:pPr>
+            <w:r>
+              <w:rPr>
+                <w:sz w:val="17"/>
               </w:rPr>
               <w:t xml:space="preserve">Expo 57, React Native 0.86.3 y SignalR</w:t>
             </w:r>
@@ -2524,15 +2463,14 @@
           <w:p>
             <w:pPr>
               <w:pStyle w:val="Compact"/>
-              <w:spacing w:line="240" w:lineRule="auto" w:after="0"/>
+              <w:spacing w:line="240" w:lineRule="auto" w:after="20"/>
               <w:ind w:firstLine="0"/>
               <w:jc w:val="left"/>
             </w:pPr>
             <w:r>
               <w:rPr>
                 <w:rStyle w:val="VerbatimChar"/>
-                <w:rFonts w:ascii="Times New Roman" w:hAnsi="Times New Roman"/>
-                <w:sz w:val="18"/>
+                <w:sz w:val="17"/>
               </w:rPr>
               <w:t xml:space="preserve">SaborExpressMovil/package.json</w:t>
             </w:r>
@@ -2543,14 +2481,13 @@
           <w:p>
             <w:pPr>
               <w:pStyle w:val="Compact"/>
-              <w:spacing w:line="240" w:lineRule="auto" w:after="0"/>
-              <w:ind w:firstLine="0"/>
-              <w:jc w:val="left"/>
-            </w:pPr>
-            <w:r>
-              <w:rPr>
-                <w:rFonts w:ascii="Times New Roman" w:hAnsi="Times New Roman"/>
-                <w:sz w:val="18"/>
+              <w:spacing w:line="240" w:lineRule="auto" w:after="20"/>
+              <w:ind w:firstLine="0"/>
+              <w:jc w:val="left"/>
+            </w:pPr>
+            <w:r>
+              <w:rPr>
+                <w:sz w:val="17"/>
               </w:rPr>
               <w:t xml:space="preserve">Dependencias declaradas</w:t>
             </w:r>
@@ -2564,20 +2501,16 @@
       <w:pPr>
         <w:pStyle w:val="Heading3"/>
         <w:keepNext/>
-        <w:ind w:firstLine="0"/>
-      </w:pPr>
-      <w:r>
-        <w:rPr>
-          <w:color w:val="000000"/>
-        </w:rPr>
+        <w:spacing w:line="264" w:lineRule="auto"/>
+      </w:pPr>
+      <w:r>
         <w:t xml:space="preserve">Resultados técnicos detallados</w:t>
       </w:r>
     </w:p>
     <w:p>
       <w:pPr>
         <w:pStyle w:val="FirstParagraph"/>
-        <w:spacing w:line="480" w:lineRule="auto" w:after="0"/>
-        <w:ind w:firstLine="720"/>
+        <w:spacing w:line="396" w:lineRule="auto" w:after="100"/>
       </w:pPr>
       <w:r>
         <w:t xml:space="preserve">El backend declara</w:t>
@@ -2616,8 +2549,7 @@
     <w:p>
       <w:pPr>
         <w:pStyle w:val="BodyText"/>
-        <w:spacing w:line="480" w:lineRule="auto" w:after="0"/>
-        <w:ind w:firstLine="720"/>
+        <w:spacing w:line="396" w:lineRule="auto" w:after="100"/>
       </w:pPr>
       <w:r>
         <w:t xml:space="preserve">El</w:t>
@@ -2656,8 +2588,7 @@
     <w:p>
       <w:pPr>
         <w:pStyle w:val="BodyText"/>
-        <w:spacing w:line="480" w:lineRule="auto" w:after="0"/>
-        <w:ind w:firstLine="720"/>
+        <w:spacing w:line="396" w:lineRule="auto" w:after="100"/>
       </w:pPr>
       <w:r>
         <w:rPr>
@@ -2690,8 +2621,7 @@
     <w:p>
       <w:pPr>
         <w:pStyle w:val="BodyText"/>
-        <w:spacing w:line="480" w:lineRule="auto" w:after="0"/>
-        <w:ind w:firstLine="720"/>
+        <w:spacing w:line="396" w:lineRule="auto" w:after="100"/>
       </w:pPr>
       <w:r>
         <w:rPr>
@@ -2709,8 +2639,7 @@
     <w:p>
       <w:pPr>
         <w:pStyle w:val="BodyText"/>
-        <w:spacing w:line="480" w:lineRule="auto" w:after="0"/>
-        <w:ind w:firstLine="720"/>
+        <w:spacing w:line="396" w:lineRule="auto" w:after="100"/>
       </w:pPr>
       <w:r>
         <w:t xml:space="preserve">La configuración de base de datos selecciona MySQL, SQL Server o PostgreSQL. La capacidad de elegir proveedor es una propiedad del código, pero no debe confundirse con compatibilidad de migraciones demostrada: la semántica SQL y los índices pueden variar entre motores. También se detecta migración al arranque mediante</w:t>
@@ -2735,20 +2664,16 @@
       <w:pPr>
         <w:pStyle w:val="Heading2"/>
         <w:keepNext/>
-        <w:ind w:firstLine="0"/>
-      </w:pPr>
-      <w:r>
-        <w:rPr>
-          <w:color w:val="000000"/>
-        </w:rPr>
+        <w:spacing w:line="264" w:lineRule="auto"/>
+      </w:pPr>
+      <w:r>
         <w:t xml:space="preserve">7. Discusión</w:t>
       </w:r>
     </w:p>
     <w:p>
       <w:pPr>
         <w:pStyle w:val="FirstParagraph"/>
-        <w:spacing w:line="480" w:lineRule="auto" w:after="0"/>
-        <w:ind w:firstLine="720"/>
+        <w:spacing w:line="396" w:lineRule="auto" w:after="100"/>
       </w:pPr>
       <w:r>
         <w:t xml:space="preserve">Los hallazgos corresponden a integración funcional potencialmente significativa, porque comparten un modelo de negocio para pedidos, cobros y entregas, pero la existencia de endpoints no autoriza afirmar productividad o calidad de servicio. La revisión de Shroff et al. y la literatura de calidad sugieren que fiabilidad, confianza y claridad operativa son aspectos centrales; no se midieron esas variables aquí. Las teorías TAM y UTAUT son apropiadas para diseñar instrumentos futuros con usuarios reales y consentimiento.</w:t>
@@ -2757,8 +2682,7 @@
     <w:p>
       <w:pPr>
         <w:pStyle w:val="BodyText"/>
-        <w:spacing w:line="480" w:lineRule="auto" w:after="0"/>
-        <w:ind w:firstLine="720"/>
+        <w:spacing w:line="396" w:lineRule="auto" w:after="100"/>
       </w:pPr>
       <w:r>
         <w:t xml:space="preserve">En términos de arquitectura, la modularización de un backend central tiene un balance de despliegue diferente de microservicios desplegados por separado: no se debe atribuir escalabilidad por componente sin topología, pruebas de carga y acuerdos de aislamiento. La posibilidad de seleccionar tres proveedores EF Core puede favorecer portabilidad, pero cada proveedor debe superar scripts, constraints y migraciones en condiciones controladas.</w:t>
@@ -2767,8 +2691,7 @@
     <w:p>
       <w:pPr>
         <w:pStyle w:val="BodyText"/>
-        <w:spacing w:line="480" w:lineRule="auto" w:after="0"/>
-        <w:ind w:firstLine="720"/>
+        <w:spacing w:line="396" w:lineRule="auto" w:after="100"/>
       </w:pPr>
       <w:r>
         <w:t xml:space="preserve">La coordinación de pagos muestra un riesgo operacional particular: un webhook asíncrono duplicado o fuera de orden puede generar inconsistencias. Por ello se requiere idempotencia verificable y reconciliación por referencia/transacción, y separar la afirmación «tiene una integración» de «la transacción es segura y correcta». La misma distinción aplica a JWT, SignalR y control de sedes: registrar tecnología no demuestra propiedad de seguridad ni latencia bajo carga.</w:t>
@@ -2779,20 +2702,16 @@
       <w:pPr>
         <w:pStyle w:val="Heading3"/>
         <w:keepNext/>
-        <w:ind w:firstLine="0"/>
-      </w:pPr>
-      <w:r>
-        <w:rPr>
-          <w:color w:val="000000"/>
-        </w:rPr>
+        <w:spacing w:line="264" w:lineRule="auto"/>
+      </w:pPr>
+      <w:r>
         <w:t xml:space="preserve">Análisis crítico desde atributos de calidad</w:t>
       </w:r>
     </w:p>
     <w:p>
       <w:pPr>
         <w:pStyle w:val="FirstParagraph"/>
-        <w:spacing w:line="480" w:lineRule="auto" w:after="0"/>
-        <w:ind w:firstLine="720"/>
+        <w:spacing w:line="396" w:lineRule="auto" w:after="100"/>
       </w:pPr>
       <w:r>
         <w:t xml:space="preserve">El modelo ISO/IEC 25010:2023 ofrece una taxonomía de características para evaluar software y productos TIC; en este caso se adopta como marco de preguntas, no como acreditación. Para la adecuación funcional, se requiere demostrar que la API, web y móvil cumplen las mismas reglas de pedidos, pagos y entregas. Para rendimiento, registrar tiempos p50/p95 y carga concurrente, definiendo antes el tamaño del conjunto de datos. Para compatibilidad, verificar navegadores, dispositivos y versión Expo; para confiabilidad, someter la base y la red a fallas controladas. Para seguridad, abordar identidad, propiedad de datos, pasarela y gestión de secretos. Para mantenibilidad, revisar fronteras de módulos y cobertura de pruebas.</w:t>
@@ -2801,8 +2720,7 @@
     <w:p>
       <w:pPr>
         <w:pStyle w:val="BodyText"/>
-        <w:spacing w:line="480" w:lineRule="auto" w:after="0"/>
-        <w:ind w:firstLine="720"/>
+        <w:spacing w:line="396" w:lineRule="auto" w:after="100"/>
       </w:pPr>
       <w:r>
         <w:t xml:space="preserve">Un riesgo especialmente relevante es la deriva contractual entre repositorios independientes. Un campo, permiso o estado modificado en el backend puede producir errores silenciosos en clientes web o móvil. La recomendación es versionar el OpenAPI, mantener una colección automatizada de contratos y utilizar pruebas de regresión que cubran estados excepcionales. Esta decisión no exige migrar a microservicios. Por el contrario, el monolito modular puede ser adecuado si el costo operacional es limitado y las fronteras de negocio están claras.</w:t>
@@ -2811,8 +2729,7 @@
     <w:p>
       <w:pPr>
         <w:pStyle w:val="BodyText"/>
-        <w:spacing w:line="480" w:lineRule="auto" w:after="0"/>
-        <w:ind w:firstLine="720"/>
+        <w:spacing w:line="396" w:lineRule="auto" w:after="100"/>
       </w:pPr>
       <w:r>
         <w:t xml:space="preserve">La experiencia del usuario debe tratarse como proceso completo: descubrimiento de producto, composición del pedido, confirmación del pago, seguimiento y recepción. Notificaciones rápidas pueden mejorar percepción, pero SignalR no constituye prueba de entrega garantizada. Se requiere reconciliación mediante API cuando el dispositivo pierde conexión. Además, un error de red después de pagar puede provocar reintentos; la interfaz debe explicar que un pago pendiente no implica necesariamente un cobro fallido.</w:t>
@@ -2824,20 +2741,16 @@
       <w:pPr>
         <w:pStyle w:val="Heading3"/>
         <w:keepNext/>
-        <w:ind w:firstLine="0"/>
-      </w:pPr>
-      <w:r>
-        <w:rPr>
-          <w:color w:val="000000"/>
-        </w:rPr>
+        <w:spacing w:line="264" w:lineRule="auto"/>
+      </w:pPr>
+      <w:r>
         <w:t xml:space="preserve">Aportes, transferibilidad y validez</w:t>
       </w:r>
     </w:p>
     <w:p>
       <w:pPr>
         <w:pStyle w:val="FirstParagraph"/>
-        <w:spacing w:line="480" w:lineRule="auto" w:after="0"/>
-        <w:ind w:firstLine="720"/>
+        <w:spacing w:line="396" w:lineRule="auto" w:after="100"/>
       </w:pPr>
       <w:r>
         <w:t xml:space="preserve">El aporte central no reside en demostrar superioridad comercial frente a plataformas conocidas, sino en presentar una trazabilidad de código a decisiones de ingeniería para un sistema gastronómico con varios perfiles. A diferencia de trabajos basados en cuestionarios de intención de uso, este estudio examina una implementación técnica observable. Esa diferencia impide comparar porcentajes de satisfacción con estudios como Prasetyo et al. (2021), pero permite formular escenarios de aceptación concretos.</w:t>
@@ -2846,8 +2759,7 @@
     <w:p>
       <w:pPr>
         <w:pStyle w:val="BodyText"/>
-        <w:spacing w:line="480" w:lineRule="auto" w:after="0"/>
-        <w:ind w:firstLine="720"/>
+        <w:spacing w:line="396" w:lineRule="auto" w:after="100"/>
       </w:pPr>
       <w:r>
         <w:t xml:space="preserve">La validez de constructo está limitada porque funciones recuperadas de los controladores pueden no corresponder exactamente a la experiencia actual de la interfaz; por eso se distinguen puntos de entrada y aceptación efectiva. La validez interna se limita a una inspección estática sin pruebas de concurrencia, seguridad dinámica o observación de usuarios. La validez externa se reduce al ecosistema examinado: no es legítimo generalizar hallazgos de tres repositorios a todos los sistemas de restaurantes. La confiabilidad mejora al indicar rutas de origen, separar conjeturas y conservar un protocolo de extracción repetible.</w:t>
@@ -2856,8 +2768,7 @@
     <w:p>
       <w:pPr>
         <w:pStyle w:val="BodyText"/>
-        <w:spacing w:line="480" w:lineRule="auto" w:after="0"/>
-        <w:ind w:firstLine="720"/>
+        <w:spacing w:line="396" w:lineRule="auto" w:after="100"/>
       </w:pPr>
       <w:r>
         <w:t xml:space="preserve">Desde la gestión de calidad, el siguiente salto metodológico es ejecutar pruebas con datos sintéticos que cubran firmas Wompi inválidas, pagos repetidos, cancelaciones tardías, administración intersede, pérdida de red, carga moderada y restauración. Para un estudio de usuarios futuro, se necesitarían consentimientos informados, definición de muestra, tareas, instrumento y manejo ético de datos. Solo después sería posible contrastar resultados con teoría TAM/UTAUT o afirmar mejoras cuantificables.</w:t>
@@ -2866,8 +2777,7 @@
     <w:p>
       <w:pPr>
         <w:pStyle w:val="BodyText"/>
-        <w:spacing w:line="480" w:lineRule="auto" w:after="0"/>
-        <w:ind w:firstLine="720"/>
+        <w:spacing w:line="396" w:lineRule="auto" w:after="100"/>
       </w:pPr>
       <w:r>
         <w:t xml:space="preserve">Otro límite es la disponibilidad parcial de especificaciones normativas: los estándares ISO son de distribución restringida. Se utilizan sus descripciones oficiales y objetivos generales, sin reproducir contenido licenciado ni reclamar conformidad certificada.</w:t>
@@ -2880,12 +2790,9 @@
       <w:pPr>
         <w:pStyle w:val="Heading2"/>
         <w:keepNext/>
-        <w:ind w:firstLine="0"/>
-      </w:pPr>
-      <w:r>
-        <w:rPr>
-          <w:color w:val="000000"/>
-        </w:rPr>
+        <w:spacing w:line="264" w:lineRule="auto"/>
+      </w:pPr>
+      <w:r>
         <w:t xml:space="preserve">8. Protocolo de validación futura</w:t>
       </w:r>
     </w:p>
@@ -2894,7 +2801,7 @@
         <w:tblStyle w:val="Table"/>
         <w:tblW w:type="pct" w:w="5000"/>
         <w:jc w:val="left"/>
-        <w:tblLayout w:type="fixed"/>
+        <w:tblLayout w:type="autofit"/>
         <w:tblLook w:firstRow="1" w:lastRow="0" w:firstColumn="0" w:lastColumn="0" w:noHBand="0" w:noVBand="0" w:val="0020"/>
       </w:tblPr>
       <w:tblGrid>
@@ -2913,14 +2820,14 @@
           <w:p>
             <w:pPr>
               <w:pStyle w:val="Compact"/>
-              <w:spacing w:line="240" w:lineRule="auto" w:after="0"/>
-              <w:ind w:firstLine="0"/>
-              <w:jc w:val="left"/>
-            </w:pPr>
-            <w:r>
-              <w:rPr>
-                <w:rFonts w:ascii="Times New Roman" w:hAnsi="Times New Roman"/>
-                <w:sz w:val="18"/>
+              <w:spacing w:line="240" w:lineRule="auto" w:after="20"/>
+              <w:ind w:firstLine="0"/>
+              <w:jc w:val="left"/>
+            </w:pPr>
+            <w:r>
+              <w:rPr>
+                <w:b/>
+                <w:sz w:val="17"/>
               </w:rPr>
               <w:t xml:space="preserve">Dimensión</w:t>
             </w:r>
@@ -2931,14 +2838,14 @@
           <w:p>
             <w:pPr>
               <w:pStyle w:val="Compact"/>
-              <w:spacing w:line="240" w:lineRule="auto" w:after="0"/>
-              <w:ind w:firstLine="0"/>
-              <w:jc w:val="left"/>
-            </w:pPr>
-            <w:r>
-              <w:rPr>
-                <w:rFonts w:ascii="Times New Roman" w:hAnsi="Times New Roman"/>
-                <w:sz w:val="18"/>
+              <w:spacing w:line="240" w:lineRule="auto" w:after="20"/>
+              <w:ind w:firstLine="0"/>
+              <w:jc w:val="left"/>
+            </w:pPr>
+            <w:r>
+              <w:rPr>
+                <w:b/>
+                <w:sz w:val="17"/>
               </w:rPr>
               <w:t xml:space="preserve">Indicador propuesto</w:t>
             </w:r>
@@ -2949,14 +2856,14 @@
           <w:p>
             <w:pPr>
               <w:pStyle w:val="Compact"/>
-              <w:spacing w:line="240" w:lineRule="auto" w:after="0"/>
-              <w:ind w:firstLine="0"/>
-              <w:jc w:val="left"/>
-            </w:pPr>
-            <w:r>
-              <w:rPr>
-                <w:rFonts w:ascii="Times New Roman" w:hAnsi="Times New Roman"/>
-                <w:sz w:val="18"/>
+              <w:spacing w:line="240" w:lineRule="auto" w:after="20"/>
+              <w:ind w:firstLine="0"/>
+              <w:jc w:val="left"/>
+            </w:pPr>
+            <w:r>
+              <w:rPr>
+                <w:b/>
+                <w:sz w:val="17"/>
               </w:rPr>
               <w:t xml:space="preserve">Diseño de evaluación</w:t>
             </w:r>
@@ -2967,14 +2874,14 @@
           <w:p>
             <w:pPr>
               <w:pStyle w:val="Compact"/>
-              <w:spacing w:line="240" w:lineRule="auto" w:after="0"/>
-              <w:ind w:firstLine="0"/>
-              <w:jc w:val="left"/>
-            </w:pPr>
-            <w:r>
-              <w:rPr>
-                <w:rFonts w:ascii="Times New Roman" w:hAnsi="Times New Roman"/>
-                <w:sz w:val="18"/>
+              <w:spacing w:line="240" w:lineRule="auto" w:after="20"/>
+              <w:ind w:firstLine="0"/>
+              <w:jc w:val="left"/>
+            </w:pPr>
+            <w:r>
+              <w:rPr>
+                <w:b/>
+                <w:sz w:val="17"/>
               </w:rPr>
               <w:t xml:space="preserve">Situación</w:t>
             </w:r>
@@ -2987,14 +2894,13 @@
           <w:p>
             <w:pPr>
               <w:pStyle w:val="Compact"/>
-              <w:spacing w:line="240" w:lineRule="auto" w:after="0"/>
-              <w:ind w:firstLine="0"/>
-              <w:jc w:val="left"/>
-            </w:pPr>
-            <w:r>
-              <w:rPr>
-                <w:rFonts w:ascii="Times New Roman" w:hAnsi="Times New Roman"/>
-                <w:sz w:val="18"/>
+              <w:spacing w:line="240" w:lineRule="auto" w:after="20"/>
+              <w:ind w:firstLine="0"/>
+              <w:jc w:val="left"/>
+            </w:pPr>
+            <w:r>
+              <w:rPr>
+                <w:sz w:val="17"/>
               </w:rPr>
               <w:t xml:space="preserve">Funcional</w:t>
             </w:r>
@@ -3005,14 +2911,13 @@
           <w:p>
             <w:pPr>
               <w:pStyle w:val="Compact"/>
-              <w:spacing w:line="240" w:lineRule="auto" w:after="0"/>
-              <w:ind w:firstLine="0"/>
-              <w:jc w:val="left"/>
-            </w:pPr>
-            <w:r>
-              <w:rPr>
-                <w:rFonts w:ascii="Times New Roman" w:hAnsi="Times New Roman"/>
-                <w:sz w:val="18"/>
+              <w:spacing w:line="240" w:lineRule="auto" w:after="20"/>
+              <w:ind w:firstLine="0"/>
+              <w:jc w:val="left"/>
+            </w:pPr>
+            <w:r>
+              <w:rPr>
+                <w:sz w:val="17"/>
               </w:rPr>
               <w:t xml:space="preserve">Porcentaje de RF prioritarios aprobados</w:t>
             </w:r>
@@ -3023,14 +2928,13 @@
           <w:p>
             <w:pPr>
               <w:pStyle w:val="Compact"/>
-              <w:spacing w:line="240" w:lineRule="auto" w:after="0"/>
-              <w:ind w:firstLine="0"/>
-              <w:jc w:val="left"/>
-            </w:pPr>
-            <w:r>
-              <w:rPr>
-                <w:rFonts w:ascii="Times New Roman" w:hAnsi="Times New Roman"/>
-                <w:sz w:val="18"/>
+              <w:spacing w:line="240" w:lineRule="auto" w:after="20"/>
+              <w:ind w:firstLine="0"/>
+              <w:jc w:val="left"/>
+            </w:pPr>
+            <w:r>
+              <w:rPr>
+                <w:sz w:val="17"/>
               </w:rPr>
               <w:t xml:space="preserve">Batería positiva/negativa por rol</w:t>
             </w:r>
@@ -3041,14 +2945,13 @@
           <w:p>
             <w:pPr>
               <w:pStyle w:val="Compact"/>
-              <w:spacing w:line="240" w:lineRule="auto" w:after="0"/>
-              <w:ind w:firstLine="0"/>
-              <w:jc w:val="left"/>
-            </w:pPr>
-            <w:r>
-              <w:rPr>
-                <w:rFonts w:ascii="Times New Roman" w:hAnsi="Times New Roman"/>
-                <w:sz w:val="18"/>
+              <w:spacing w:line="240" w:lineRule="auto" w:after="20"/>
+              <w:ind w:firstLine="0"/>
+              <w:jc w:val="left"/>
+            </w:pPr>
+            <w:r>
+              <w:rPr>
+                <w:sz w:val="17"/>
               </w:rPr>
               <w:t xml:space="preserve">Sin ejecutar</w:t>
             </w:r>
@@ -3061,14 +2964,13 @@
           <w:p>
             <w:pPr>
               <w:pStyle w:val="Compact"/>
-              <w:spacing w:line="240" w:lineRule="auto" w:after="0"/>
-              <w:ind w:firstLine="0"/>
-              <w:jc w:val="left"/>
-            </w:pPr>
-            <w:r>
-              <w:rPr>
-                <w:rFonts w:ascii="Times New Roman" w:hAnsi="Times New Roman"/>
-                <w:sz w:val="18"/>
+              <w:spacing w:line="240" w:lineRule="auto" w:after="20"/>
+              <w:ind w:firstLine="0"/>
+              <w:jc w:val="left"/>
+            </w:pPr>
+            <w:r>
+              <w:rPr>
+                <w:sz w:val="17"/>
               </w:rPr>
               <w:t xml:space="preserve">Seguridad</w:t>
             </w:r>
@@ -3079,14 +2981,13 @@
           <w:p>
             <w:pPr>
               <w:pStyle w:val="Compact"/>
-              <w:spacing w:line="240" w:lineRule="auto" w:after="0"/>
-              <w:ind w:firstLine="0"/>
-              <w:jc w:val="left"/>
-            </w:pPr>
-            <w:r>
-              <w:rPr>
-                <w:rFonts w:ascii="Times New Roman" w:hAnsi="Times New Roman"/>
-                <w:sz w:val="18"/>
+              <w:spacing w:line="240" w:lineRule="auto" w:after="20"/>
+              <w:ind w:firstLine="0"/>
+              <w:jc w:val="left"/>
+            </w:pPr>
+            <w:r>
+              <w:rPr>
+                <w:sz w:val="17"/>
               </w:rPr>
               <w:t xml:space="preserve">Accesos indebidos entre usuarios/sedes</w:t>
             </w:r>
@@ -3097,14 +2998,13 @@
           <w:p>
             <w:pPr>
               <w:pStyle w:val="Compact"/>
-              <w:spacing w:line="240" w:lineRule="auto" w:after="0"/>
-              <w:ind w:firstLine="0"/>
-              <w:jc w:val="left"/>
-            </w:pPr>
-            <w:r>
-              <w:rPr>
-                <w:rFonts w:ascii="Times New Roman" w:hAnsi="Times New Roman"/>
-                <w:sz w:val="18"/>
+              <w:spacing w:line="240" w:lineRule="auto" w:after="20"/>
+              <w:ind w:firstLine="0"/>
+              <w:jc w:val="left"/>
+            </w:pPr>
+            <w:r>
+              <w:rPr>
+                <w:sz w:val="17"/>
               </w:rPr>
               <w:t xml:space="preserve">OWASP API1/API5, recursos cruzados</w:t>
             </w:r>
@@ -3115,14 +3015,13 @@
           <w:p>
             <w:pPr>
               <w:pStyle w:val="Compact"/>
-              <w:spacing w:line="240" w:lineRule="auto" w:after="0"/>
-              <w:ind w:firstLine="0"/>
-              <w:jc w:val="left"/>
-            </w:pPr>
-            <w:r>
-              <w:rPr>
-                <w:rFonts w:ascii="Times New Roman" w:hAnsi="Times New Roman"/>
-                <w:sz w:val="18"/>
+              <w:spacing w:line="240" w:lineRule="auto" w:after="20"/>
+              <w:ind w:firstLine="0"/>
+              <w:jc w:val="left"/>
+            </w:pPr>
+            <w:r>
+              <w:rPr>
+                <w:sz w:val="17"/>
               </w:rPr>
               <w:t xml:space="preserve">Sin ejecutar</w:t>
             </w:r>
@@ -3135,14 +3034,13 @@
           <w:p>
             <w:pPr>
               <w:pStyle w:val="Compact"/>
-              <w:spacing w:line="240" w:lineRule="auto" w:after="0"/>
-              <w:ind w:firstLine="0"/>
-              <w:jc w:val="left"/>
-            </w:pPr>
-            <w:r>
-              <w:rPr>
-                <w:rFonts w:ascii="Times New Roman" w:hAnsi="Times New Roman"/>
-                <w:sz w:val="18"/>
+              <w:spacing w:line="240" w:lineRule="auto" w:after="20"/>
+              <w:ind w:firstLine="0"/>
+              <w:jc w:val="left"/>
+            </w:pPr>
+            <w:r>
+              <w:rPr>
+                <w:sz w:val="17"/>
               </w:rPr>
               <w:t xml:space="preserve">Pagos</w:t>
             </w:r>
@@ -3153,14 +3051,13 @@
           <w:p>
             <w:pPr>
               <w:pStyle w:val="Compact"/>
-              <w:spacing w:line="240" w:lineRule="auto" w:after="0"/>
-              <w:ind w:firstLine="0"/>
-              <w:jc w:val="left"/>
-            </w:pPr>
-            <w:r>
-              <w:rPr>
-                <w:rFonts w:ascii="Times New Roman" w:hAnsi="Times New Roman"/>
-                <w:sz w:val="18"/>
+              <w:spacing w:line="240" w:lineRule="auto" w:after="20"/>
+              <w:ind w:firstLine="0"/>
+              <w:jc w:val="left"/>
+            </w:pPr>
+            <w:r>
+              <w:rPr>
+                <w:sz w:val="17"/>
               </w:rPr>
               <w:t xml:space="preserve">Eventos duplicados, montos conciliados</w:t>
             </w:r>
@@ -3171,14 +3068,13 @@
           <w:p>
             <w:pPr>
               <w:pStyle w:val="Compact"/>
-              <w:spacing w:line="240" w:lineRule="auto" w:after="0"/>
-              <w:ind w:firstLine="0"/>
-              <w:jc w:val="left"/>
-            </w:pPr>
-            <w:r>
-              <w:rPr>
-                <w:rFonts w:ascii="Times New Roman" w:hAnsi="Times New Roman"/>
-                <w:sz w:val="18"/>
+              <w:spacing w:line="240" w:lineRule="auto" w:after="20"/>
+              <w:ind w:firstLine="0"/>
+              <w:jc w:val="left"/>
+            </w:pPr>
+            <w:r>
+              <w:rPr>
+                <w:sz w:val="17"/>
               </w:rPr>
               <w:t xml:space="preserve">Sandbox Wompi, checksum y replay</w:t>
             </w:r>
@@ -3189,14 +3085,13 @@
           <w:p>
             <w:pPr>
               <w:pStyle w:val="Compact"/>
-              <w:spacing w:line="240" w:lineRule="auto" w:after="0"/>
-              <w:ind w:firstLine="0"/>
-              <w:jc w:val="left"/>
-            </w:pPr>
-            <w:r>
-              <w:rPr>
-                <w:rFonts w:ascii="Times New Roman" w:hAnsi="Times New Roman"/>
-                <w:sz w:val="18"/>
+              <w:spacing w:line="240" w:lineRule="auto" w:after="20"/>
+              <w:ind w:firstLine="0"/>
+              <w:jc w:val="left"/>
+            </w:pPr>
+            <w:r>
+              <w:rPr>
+                <w:sz w:val="17"/>
               </w:rPr>
               <w:t xml:space="preserve">Sin ejecutar</w:t>
             </w:r>
@@ -3209,14 +3104,13 @@
           <w:p>
             <w:pPr>
               <w:pStyle w:val="Compact"/>
-              <w:spacing w:line="240" w:lineRule="auto" w:after="0"/>
-              <w:ind w:firstLine="0"/>
-              <w:jc w:val="left"/>
-            </w:pPr>
-            <w:r>
-              <w:rPr>
-                <w:rFonts w:ascii="Times New Roman" w:hAnsi="Times New Roman"/>
-                <w:sz w:val="18"/>
+              <w:spacing w:line="240" w:lineRule="auto" w:after="20"/>
+              <w:ind w:firstLine="0"/>
+              <w:jc w:val="left"/>
+            </w:pPr>
+            <w:r>
+              <w:rPr>
+                <w:sz w:val="17"/>
               </w:rPr>
               <w:t xml:space="preserve">Rendimiento</w:t>
             </w:r>
@@ -3227,14 +3121,13 @@
           <w:p>
             <w:pPr>
               <w:pStyle w:val="Compact"/>
-              <w:spacing w:line="240" w:lineRule="auto" w:after="0"/>
-              <w:ind w:firstLine="0"/>
-              <w:jc w:val="left"/>
-            </w:pPr>
-            <w:r>
-              <w:rPr>
-                <w:rFonts w:ascii="Times New Roman" w:hAnsi="Times New Roman"/>
-                <w:sz w:val="18"/>
+              <w:spacing w:line="240" w:lineRule="auto" w:after="20"/>
+              <w:ind w:firstLine="0"/>
+              <w:jc w:val="left"/>
+            </w:pPr>
+            <w:r>
+              <w:rPr>
+                <w:sz w:val="17"/>
               </w:rPr>
               <w:t xml:space="preserve">Latencias HTTP p50/p95 y carga definida</w:t>
             </w:r>
@@ -3245,14 +3138,13 @@
           <w:p>
             <w:pPr>
               <w:pStyle w:val="Compact"/>
-              <w:spacing w:line="240" w:lineRule="auto" w:after="0"/>
-              <w:ind w:firstLine="0"/>
-              <w:jc w:val="left"/>
-            </w:pPr>
-            <w:r>
-              <w:rPr>
-                <w:rFonts w:ascii="Times New Roman" w:hAnsi="Times New Roman"/>
-                <w:sz w:val="18"/>
+              <w:spacing w:line="240" w:lineRule="auto" w:after="20"/>
+              <w:ind w:firstLine="0"/>
+              <w:jc w:val="left"/>
+            </w:pPr>
+            <w:r>
+              <w:rPr>
+                <w:sz w:val="17"/>
               </w:rPr>
               <w:t xml:space="preserve">k6/JMeter + trazas</w:t>
             </w:r>
@@ -3263,14 +3155,13 @@
           <w:p>
             <w:pPr>
               <w:pStyle w:val="Compact"/>
-              <w:spacing w:line="240" w:lineRule="auto" w:after="0"/>
-              <w:ind w:firstLine="0"/>
-              <w:jc w:val="left"/>
-            </w:pPr>
-            <w:r>
-              <w:rPr>
-                <w:rFonts w:ascii="Times New Roman" w:hAnsi="Times New Roman"/>
-                <w:sz w:val="18"/>
+              <w:spacing w:line="240" w:lineRule="auto" w:after="20"/>
+              <w:ind w:firstLine="0"/>
+              <w:jc w:val="left"/>
+            </w:pPr>
+            <w:r>
+              <w:rPr>
+                <w:sz w:val="17"/>
               </w:rPr>
               <w:t xml:space="preserve">Sin ejecutar</w:t>
             </w:r>
@@ -3283,14 +3174,13 @@
           <w:p>
             <w:pPr>
               <w:pStyle w:val="Compact"/>
-              <w:spacing w:line="240" w:lineRule="auto" w:after="0"/>
-              <w:ind w:firstLine="0"/>
-              <w:jc w:val="left"/>
-            </w:pPr>
-            <w:r>
-              <w:rPr>
-                <w:rFonts w:ascii="Times New Roman" w:hAnsi="Times New Roman"/>
-                <w:sz w:val="18"/>
+              <w:spacing w:line="240" w:lineRule="auto" w:after="20"/>
+              <w:ind w:firstLine="0"/>
+              <w:jc w:val="left"/>
+            </w:pPr>
+            <w:r>
+              <w:rPr>
+                <w:sz w:val="17"/>
               </w:rPr>
               <w:t xml:space="preserve">Tiempo real</w:t>
             </w:r>
@@ -3301,14 +3191,13 @@
           <w:p>
             <w:pPr>
               <w:pStyle w:val="Compact"/>
-              <w:spacing w:line="240" w:lineRule="auto" w:after="0"/>
-              <w:ind w:firstLine="0"/>
-              <w:jc w:val="left"/>
-            </w:pPr>
-            <w:r>
-              <w:rPr>
-                <w:rFonts w:ascii="Times New Roman" w:hAnsi="Times New Roman"/>
-                <w:sz w:val="18"/>
+              <w:spacing w:line="240" w:lineRule="auto" w:after="20"/>
+              <w:ind w:firstLine="0"/>
+              <w:jc w:val="left"/>
+            </w:pPr>
+            <w:r>
+              <w:rPr>
+                <w:sz w:val="17"/>
               </w:rPr>
               <w:t xml:space="preserve">Entrega/reconexión SignalR</w:t>
             </w:r>
@@ -3319,14 +3208,13 @@
           <w:p>
             <w:pPr>
               <w:pStyle w:val="Compact"/>
-              <w:spacing w:line="240" w:lineRule="auto" w:after="0"/>
-              <w:ind w:firstLine="0"/>
-              <w:jc w:val="left"/>
-            </w:pPr>
-            <w:r>
-              <w:rPr>
-                <w:rFonts w:ascii="Times New Roman" w:hAnsi="Times New Roman"/>
-                <w:sz w:val="18"/>
+              <w:spacing w:line="240" w:lineRule="auto" w:after="20"/>
+              <w:ind w:firstLine="0"/>
+              <w:jc w:val="left"/>
+            </w:pPr>
+            <w:r>
+              <w:rPr>
+                <w:sz w:val="17"/>
               </w:rPr>
               <w:t xml:space="preserve">Clientes simultáneos y desconexión</w:t>
             </w:r>
@@ -3337,14 +3225,13 @@
           <w:p>
             <w:pPr>
               <w:pStyle w:val="Compact"/>
-              <w:spacing w:line="240" w:lineRule="auto" w:after="0"/>
-              <w:ind w:firstLine="0"/>
-              <w:jc w:val="left"/>
-            </w:pPr>
-            <w:r>
-              <w:rPr>
-                <w:rFonts w:ascii="Times New Roman" w:hAnsi="Times New Roman"/>
-                <w:sz w:val="18"/>
+              <w:spacing w:line="240" w:lineRule="auto" w:after="20"/>
+              <w:ind w:firstLine="0"/>
+              <w:jc w:val="left"/>
+            </w:pPr>
+            <w:r>
+              <w:rPr>
+                <w:sz w:val="17"/>
               </w:rPr>
               <w:t xml:space="preserve">Sin ejecutar</w:t>
             </w:r>
@@ -3357,14 +3244,13 @@
           <w:p>
             <w:pPr>
               <w:pStyle w:val="Compact"/>
-              <w:spacing w:line="240" w:lineRule="auto" w:after="0"/>
-              <w:ind w:firstLine="0"/>
-              <w:jc w:val="left"/>
-            </w:pPr>
-            <w:r>
-              <w:rPr>
-                <w:rFonts w:ascii="Times New Roman" w:hAnsi="Times New Roman"/>
-                <w:sz w:val="18"/>
+              <w:spacing w:line="240" w:lineRule="auto" w:after="20"/>
+              <w:ind w:firstLine="0"/>
+              <w:jc w:val="left"/>
+            </w:pPr>
+            <w:r>
+              <w:rPr>
+                <w:sz w:val="17"/>
               </w:rPr>
               <w:t xml:space="preserve">Usabilidad</w:t>
             </w:r>
@@ -3375,14 +3261,13 @@
           <w:p>
             <w:pPr>
               <w:pStyle w:val="Compact"/>
-              <w:spacing w:line="240" w:lineRule="auto" w:after="0"/>
-              <w:ind w:firstLine="0"/>
-              <w:jc w:val="left"/>
-            </w:pPr>
-            <w:r>
-              <w:rPr>
-                <w:rFonts w:ascii="Times New Roman" w:hAnsi="Times New Roman"/>
-                <w:sz w:val="18"/>
+              <w:spacing w:line="240" w:lineRule="auto" w:after="20"/>
+              <w:ind w:firstLine="0"/>
+              <w:jc w:val="left"/>
+            </w:pPr>
+            <w:r>
+              <w:rPr>
+                <w:sz w:val="17"/>
               </w:rPr>
               <w:t xml:space="preserve">Éxito, tiempo y errores por tarea</w:t>
             </w:r>
@@ -3393,14 +3278,13 @@
           <w:p>
             <w:pPr>
               <w:pStyle w:val="Compact"/>
-              <w:spacing w:line="240" w:lineRule="auto" w:after="0"/>
-              <w:ind w:firstLine="0"/>
-              <w:jc w:val="left"/>
-            </w:pPr>
-            <w:r>
-              <w:rPr>
-                <w:rFonts w:ascii="Times New Roman" w:hAnsi="Times New Roman"/>
-                <w:sz w:val="18"/>
+              <w:spacing w:line="240" w:lineRule="auto" w:after="20"/>
+              <w:ind w:firstLine="0"/>
+              <w:jc w:val="left"/>
+            </w:pPr>
+            <w:r>
+              <w:rPr>
+                <w:sz w:val="17"/>
               </w:rPr>
               <w:t xml:space="preserve">Participantes y consentimiento</w:t>
             </w:r>
@@ -3411,14 +3295,13 @@
           <w:p>
             <w:pPr>
               <w:pStyle w:val="Compact"/>
-              <w:spacing w:line="240" w:lineRule="auto" w:after="0"/>
-              <w:ind w:firstLine="0"/>
-              <w:jc w:val="left"/>
-            </w:pPr>
-            <w:r>
-              <w:rPr>
-                <w:rFonts w:ascii="Times New Roman" w:hAnsi="Times New Roman"/>
-                <w:sz w:val="18"/>
+              <w:spacing w:line="240" w:lineRule="auto" w:after="20"/>
+              <w:ind w:firstLine="0"/>
+              <w:jc w:val="left"/>
+            </w:pPr>
+            <w:r>
+              <w:rPr>
+                <w:sz w:val="17"/>
               </w:rPr>
               <w:t xml:space="preserve">Sin ejecutar</w:t>
             </w:r>
@@ -3431,14 +3314,13 @@
           <w:p>
             <w:pPr>
               <w:pStyle w:val="Compact"/>
-              <w:spacing w:line="240" w:lineRule="auto" w:after="0"/>
-              <w:ind w:firstLine="0"/>
-              <w:jc w:val="left"/>
-            </w:pPr>
-            <w:r>
-              <w:rPr>
-                <w:rFonts w:ascii="Times New Roman" w:hAnsi="Times New Roman"/>
-                <w:sz w:val="18"/>
+              <w:spacing w:line="240" w:lineRule="auto" w:after="20"/>
+              <w:ind w:firstLine="0"/>
+              <w:jc w:val="left"/>
+            </w:pPr>
+            <w:r>
+              <w:rPr>
+                <w:sz w:val="17"/>
               </w:rPr>
               <w:t xml:space="preserve">Fiabilidad</w:t>
             </w:r>
@@ -3449,14 +3331,13 @@
           <w:p>
             <w:pPr>
               <w:pStyle w:val="Compact"/>
-              <w:spacing w:line="240" w:lineRule="auto" w:after="0"/>
-              <w:ind w:firstLine="0"/>
-              <w:jc w:val="left"/>
-            </w:pPr>
-            <w:r>
-              <w:rPr>
-                <w:rFonts w:ascii="Times New Roman" w:hAnsi="Times New Roman"/>
-                <w:sz w:val="18"/>
+              <w:spacing w:line="240" w:lineRule="auto" w:after="20"/>
+              <w:ind w:firstLine="0"/>
+              <w:jc w:val="left"/>
+            </w:pPr>
+            <w:r>
+              <w:rPr>
+                <w:sz w:val="17"/>
               </w:rPr>
               <w:t xml:space="preserve">Backup/restore, recuperación</w:t>
             </w:r>
@@ -3467,14 +3348,13 @@
           <w:p>
             <w:pPr>
               <w:pStyle w:val="Compact"/>
-              <w:spacing w:line="240" w:lineRule="auto" w:after="0"/>
-              <w:ind w:firstLine="0"/>
-              <w:jc w:val="left"/>
-            </w:pPr>
-            <w:r>
-              <w:rPr>
-                <w:rFonts w:ascii="Times New Roman" w:hAnsi="Times New Roman"/>
-                <w:sz w:val="18"/>
+              <w:spacing w:line="240" w:lineRule="auto" w:after="20"/>
+              <w:ind w:firstLine="0"/>
+              <w:jc w:val="left"/>
+            </w:pPr>
+            <w:r>
+              <w:rPr>
+                <w:sz w:val="17"/>
               </w:rPr>
               <w:t xml:space="preserve">Fallas inyectadas en ambiente test</w:t>
             </w:r>
@@ -3485,14 +3365,13 @@
           <w:p>
             <w:pPr>
               <w:pStyle w:val="Compact"/>
-              <w:spacing w:line="240" w:lineRule="auto" w:after="0"/>
-              <w:ind w:firstLine="0"/>
-              <w:jc w:val="left"/>
-            </w:pPr>
-            <w:r>
-              <w:rPr>
-                <w:rFonts w:ascii="Times New Roman" w:hAnsi="Times New Roman"/>
-                <w:sz w:val="18"/>
+              <w:spacing w:line="240" w:lineRule="auto" w:after="20"/>
+              <w:ind w:firstLine="0"/>
+              <w:jc w:val="left"/>
+            </w:pPr>
+            <w:r>
+              <w:rPr>
+                <w:sz w:val="17"/>
               </w:rPr>
               <w:t xml:space="preserve">Sin ejecutar</w:t>
             </w:r>
@@ -3503,8 +3382,7 @@
     <w:p>
       <w:pPr>
         <w:pStyle w:val="BodyText"/>
-        <w:spacing w:line="480" w:lineRule="auto" w:after="0"/>
-        <w:ind w:firstLine="720"/>
+        <w:spacing w:line="396" w:lineRule="auto" w:after="100"/>
       </w:pPr>
       <w:r>
         <w:t xml:space="preserve">Cada estudio deberá definir muestra, condiciones, protocolo ético, instrumentación, hipótesis falsables, registro de SHA y análisis de resultados. No se adjuntan tablas de resultados sintéticos como si fueran experimentales.</w:t>
@@ -3515,12 +3393,9 @@
       <w:pPr>
         <w:pStyle w:val="Heading3"/>
         <w:keepNext/>
-        <w:ind w:firstLine="0"/>
-      </w:pPr>
-      <w:r>
-        <w:rPr>
-          <w:color w:val="000000"/>
-        </w:rPr>
+        <w:spacing w:line="264" w:lineRule="auto"/>
+      </w:pPr>
+      <w:r>
         <w:t xml:space="preserve">Agenda de evaluación e indicadores</w:t>
       </w:r>
     </w:p>
@@ -3529,7 +3404,7 @@
         <w:tblStyle w:val="Table"/>
         <w:tblW w:type="pct" w:w="5000"/>
         <w:jc w:val="left"/>
-        <w:tblLayout w:type="fixed"/>
+        <w:tblLayout w:type="autofit"/>
         <w:tblLook w:firstRow="1" w:lastRow="0" w:firstColumn="0" w:lastColumn="0" w:noHBand="0" w:noVBand="0" w:val="0020"/>
       </w:tblPr>
       <w:tblGrid>
@@ -3548,14 +3423,14 @@
           <w:p>
             <w:pPr>
               <w:pStyle w:val="Compact"/>
-              <w:spacing w:line="240" w:lineRule="auto" w:after="0"/>
-              <w:ind w:firstLine="0"/>
-              <w:jc w:val="left"/>
-            </w:pPr>
-            <w:r>
-              <w:rPr>
-                <w:rFonts w:ascii="Times New Roman" w:hAnsi="Times New Roman"/>
-                <w:sz w:val="18"/>
+              <w:spacing w:line="240" w:lineRule="auto" w:after="20"/>
+              <w:ind w:firstLine="0"/>
+              <w:jc w:val="left"/>
+            </w:pPr>
+            <w:r>
+              <w:rPr>
+                <w:b/>
+                <w:sz w:val="17"/>
               </w:rPr>
               <w:t xml:space="preserve">Dimensión</w:t>
             </w:r>
@@ -3566,14 +3441,14 @@
           <w:p>
             <w:pPr>
               <w:pStyle w:val="Compact"/>
-              <w:spacing w:line="240" w:lineRule="auto" w:after="0"/>
-              <w:ind w:firstLine="0"/>
-              <w:jc w:val="left"/>
-            </w:pPr>
-            <w:r>
-              <w:rPr>
-                <w:rFonts w:ascii="Times New Roman" w:hAnsi="Times New Roman"/>
-                <w:sz w:val="18"/>
+              <w:spacing w:line="240" w:lineRule="auto" w:after="20"/>
+              <w:ind w:firstLine="0"/>
+              <w:jc w:val="left"/>
+            </w:pPr>
+            <w:r>
+              <w:rPr>
+                <w:b/>
+                <w:sz w:val="17"/>
               </w:rPr>
               <w:t xml:space="preserve">Variable medible</w:t>
             </w:r>
@@ -3584,14 +3459,14 @@
           <w:p>
             <w:pPr>
               <w:pStyle w:val="Compact"/>
-              <w:spacing w:line="240" w:lineRule="auto" w:after="0"/>
-              <w:ind w:firstLine="0"/>
-              <w:jc w:val="left"/>
-            </w:pPr>
-            <w:r>
-              <w:rPr>
-                <w:rFonts w:ascii="Times New Roman" w:hAnsi="Times New Roman"/>
-                <w:sz w:val="18"/>
+              <w:spacing w:line="240" w:lineRule="auto" w:after="20"/>
+              <w:ind w:firstLine="0"/>
+              <w:jc w:val="left"/>
+            </w:pPr>
+            <w:r>
+              <w:rPr>
+                <w:b/>
+                <w:sz w:val="17"/>
               </w:rPr>
               <w:t xml:space="preserve">Instrumento propuesto</w:t>
             </w:r>
@@ -3602,14 +3477,14 @@
           <w:p>
             <w:pPr>
               <w:pStyle w:val="Compact"/>
-              <w:spacing w:line="240" w:lineRule="auto" w:after="0"/>
-              <w:ind w:firstLine="0"/>
-              <w:jc w:val="left"/>
-            </w:pPr>
-            <w:r>
-              <w:rPr>
-                <w:rFonts w:ascii="Times New Roman" w:hAnsi="Times New Roman"/>
-                <w:sz w:val="18"/>
+              <w:spacing w:line="240" w:lineRule="auto" w:after="20"/>
+              <w:ind w:firstLine="0"/>
+              <w:jc w:val="left"/>
+            </w:pPr>
+            <w:r>
+              <w:rPr>
+                <w:b/>
+                <w:sz w:val="17"/>
               </w:rPr>
               <w:t xml:space="preserve">Restricción metodológica</w:t>
             </w:r>
@@ -3622,14 +3497,13 @@
           <w:p>
             <w:pPr>
               <w:pStyle w:val="Compact"/>
-              <w:spacing w:line="240" w:lineRule="auto" w:after="0"/>
-              <w:ind w:firstLine="0"/>
-              <w:jc w:val="left"/>
-            </w:pPr>
-            <w:r>
-              <w:rPr>
-                <w:rFonts w:ascii="Times New Roman" w:hAnsi="Times New Roman"/>
-                <w:sz w:val="18"/>
+              <w:spacing w:line="240" w:lineRule="auto" w:after="20"/>
+              <w:ind w:firstLine="0"/>
+              <w:jc w:val="left"/>
+            </w:pPr>
+            <w:r>
+              <w:rPr>
+                <w:sz w:val="17"/>
               </w:rPr>
               <w:t xml:space="preserve">Integridad</w:t>
             </w:r>
@@ -3640,14 +3514,13 @@
           <w:p>
             <w:pPr>
               <w:pStyle w:val="Compact"/>
-              <w:spacing w:line="240" w:lineRule="auto" w:after="0"/>
-              <w:ind w:firstLine="0"/>
-              <w:jc w:val="left"/>
-            </w:pPr>
-            <w:r>
-              <w:rPr>
-                <w:rFonts w:ascii="Times New Roman" w:hAnsi="Times New Roman"/>
-                <w:sz w:val="18"/>
+              <w:spacing w:line="240" w:lineRule="auto" w:after="20"/>
+              <w:ind w:firstLine="0"/>
+              <w:jc w:val="left"/>
+            </w:pPr>
+            <w:r>
+              <w:rPr>
+                <w:sz w:val="17"/>
               </w:rPr>
               <w:t xml:space="preserve">eventos Wompi duplicados que producen doble cobro</w:t>
             </w:r>
@@ -3658,14 +3531,13 @@
           <w:p>
             <w:pPr>
               <w:pStyle w:val="Compact"/>
-              <w:spacing w:line="240" w:lineRule="auto" w:after="0"/>
-              <w:ind w:firstLine="0"/>
-              <w:jc w:val="left"/>
-            </w:pPr>
-            <w:r>
-              <w:rPr>
-                <w:rFonts w:ascii="Times New Roman" w:hAnsi="Times New Roman"/>
-                <w:sz w:val="18"/>
+              <w:spacing w:line="240" w:lineRule="auto" w:after="20"/>
+              <w:ind w:firstLine="0"/>
+              <w:jc w:val="left"/>
+            </w:pPr>
+            <w:r>
+              <w:rPr>
+                <w:sz w:val="17"/>
               </w:rPr>
               <w:t xml:space="preserve">sandbox y fixtures firmados</w:t>
             </w:r>
@@ -3676,14 +3548,13 @@
           <w:p>
             <w:pPr>
               <w:pStyle w:val="Compact"/>
-              <w:spacing w:line="240" w:lineRule="auto" w:after="0"/>
-              <w:ind w:firstLine="0"/>
-              <w:jc w:val="left"/>
-            </w:pPr>
-            <w:r>
-              <w:rPr>
-                <w:rFonts w:ascii="Times New Roman" w:hAnsi="Times New Roman"/>
-                <w:sz w:val="18"/>
+              <w:spacing w:line="240" w:lineRule="auto" w:after="20"/>
+              <w:ind w:firstLine="0"/>
+              <w:jc w:val="left"/>
+            </w:pPr>
+            <w:r>
+              <w:rPr>
+                <w:sz w:val="17"/>
               </w:rPr>
               <w:t xml:space="preserve">sin pagos reales</w:t>
             </w:r>
@@ -3696,14 +3567,13 @@
           <w:p>
             <w:pPr>
               <w:pStyle w:val="Compact"/>
-              <w:spacing w:line="240" w:lineRule="auto" w:after="0"/>
-              <w:ind w:firstLine="0"/>
-              <w:jc w:val="left"/>
-            </w:pPr>
-            <w:r>
-              <w:rPr>
-                <w:rFonts w:ascii="Times New Roman" w:hAnsi="Times New Roman"/>
-                <w:sz w:val="18"/>
+              <w:spacing w:line="240" w:lineRule="auto" w:after="20"/>
+              <w:ind w:firstLine="0"/>
+              <w:jc w:val="left"/>
+            </w:pPr>
+            <w:r>
+              <w:rPr>
+                <w:sz w:val="17"/>
               </w:rPr>
               <w:t xml:space="preserve">Seguridad</w:t>
             </w:r>
@@ -3714,14 +3584,13 @@
           <w:p>
             <w:pPr>
               <w:pStyle w:val="Compact"/>
-              <w:spacing w:line="240" w:lineRule="auto" w:after="0"/>
-              <w:ind w:firstLine="0"/>
-              <w:jc w:val="left"/>
-            </w:pPr>
-            <w:r>
-              <w:rPr>
-                <w:rFonts w:ascii="Times New Roman" w:hAnsi="Times New Roman"/>
-                <w:sz w:val="18"/>
+              <w:spacing w:line="240" w:lineRule="auto" w:after="20"/>
+              <w:ind w:firstLine="0"/>
+              <w:jc w:val="left"/>
+            </w:pPr>
+            <w:r>
+              <w:rPr>
+                <w:sz w:val="17"/>
               </w:rPr>
               <w:t xml:space="preserve">accesos fuera de sede/propietario</w:t>
             </w:r>
@@ -3732,14 +3601,13 @@
           <w:p>
             <w:pPr>
               <w:pStyle w:val="Compact"/>
-              <w:spacing w:line="240" w:lineRule="auto" w:after="0"/>
-              <w:ind w:firstLine="0"/>
-              <w:jc w:val="left"/>
-            </w:pPr>
-            <w:r>
-              <w:rPr>
-                <w:rFonts w:ascii="Times New Roman" w:hAnsi="Times New Roman"/>
-                <w:sz w:val="18"/>
+              <w:spacing w:line="240" w:lineRule="auto" w:after="20"/>
+              <w:ind w:firstLine="0"/>
+              <w:jc w:val="left"/>
+            </w:pPr>
+            <w:r>
+              <w:rPr>
+                <w:sz w:val="17"/>
               </w:rPr>
               <w:t xml:space="preserve">matriz de roles y API tests</w:t>
             </w:r>
@@ -3750,14 +3618,13 @@
           <w:p>
             <w:pPr>
               <w:pStyle w:val="Compact"/>
-              <w:spacing w:line="240" w:lineRule="auto" w:after="0"/>
-              <w:ind w:firstLine="0"/>
-              <w:jc w:val="left"/>
-            </w:pPr>
-            <w:r>
-              <w:rPr>
-                <w:rFonts w:ascii="Times New Roman" w:hAnsi="Times New Roman"/>
-                <w:sz w:val="18"/>
+              <w:spacing w:line="240" w:lineRule="auto" w:after="20"/>
+              <w:ind w:firstLine="0"/>
+              <w:jc w:val="left"/>
+            </w:pPr>
+            <w:r>
+              <w:rPr>
+                <w:sz w:val="17"/>
               </w:rPr>
               <w:t xml:space="preserve">en entorno autorizado</w:t>
             </w:r>
@@ -3770,14 +3637,13 @@
           <w:p>
             <w:pPr>
               <w:pStyle w:val="Compact"/>
-              <w:spacing w:line="240" w:lineRule="auto" w:after="0"/>
-              <w:ind w:firstLine="0"/>
-              <w:jc w:val="left"/>
-            </w:pPr>
-            <w:r>
-              <w:rPr>
-                <w:rFonts w:ascii="Times New Roman" w:hAnsi="Times New Roman"/>
-                <w:sz w:val="18"/>
+              <w:spacing w:line="240" w:lineRule="auto" w:after="20"/>
+              <w:ind w:firstLine="0"/>
+              <w:jc w:val="left"/>
+            </w:pPr>
+            <w:r>
+              <w:rPr>
+                <w:sz w:val="17"/>
               </w:rPr>
               <w:t xml:space="preserve">Rendimiento</w:t>
             </w:r>
@@ -3788,14 +3654,13 @@
           <w:p>
             <w:pPr>
               <w:pStyle w:val="Compact"/>
-              <w:spacing w:line="240" w:lineRule="auto" w:after="0"/>
-              <w:ind w:firstLine="0"/>
-              <w:jc w:val="left"/>
-            </w:pPr>
-            <w:r>
-              <w:rPr>
-                <w:rFonts w:ascii="Times New Roman" w:hAnsi="Times New Roman"/>
-                <w:sz w:val="18"/>
+              <w:spacing w:line="240" w:lineRule="auto" w:after="20"/>
+              <w:ind w:firstLine="0"/>
+              <w:jc w:val="left"/>
+            </w:pPr>
+            <w:r>
+              <w:rPr>
+                <w:sz w:val="17"/>
               </w:rPr>
               <w:t xml:space="preserve">p50/p95 creación pedido y consulta</w:t>
             </w:r>
@@ -3806,14 +3671,13 @@
           <w:p>
             <w:pPr>
               <w:pStyle w:val="Compact"/>
-              <w:spacing w:line="240" w:lineRule="auto" w:after="0"/>
-              <w:ind w:firstLine="0"/>
-              <w:jc w:val="left"/>
-            </w:pPr>
-            <w:r>
-              <w:rPr>
-                <w:rFonts w:ascii="Times New Roman" w:hAnsi="Times New Roman"/>
-                <w:sz w:val="18"/>
+              <w:spacing w:line="240" w:lineRule="auto" w:after="20"/>
+              <w:ind w:firstLine="0"/>
+              <w:jc w:val="left"/>
+            </w:pPr>
+            <w:r>
+              <w:rPr>
+                <w:sz w:val="17"/>
               </w:rPr>
               <w:t xml:space="preserve">k6/JMeter con usuarios ficticios</w:t>
             </w:r>
@@ -3824,14 +3688,13 @@
           <w:p>
             <w:pPr>
               <w:pStyle w:val="Compact"/>
-              <w:spacing w:line="240" w:lineRule="auto" w:after="0"/>
-              <w:ind w:firstLine="0"/>
-              <w:jc w:val="left"/>
-            </w:pPr>
-            <w:r>
-              <w:rPr>
-                <w:rFonts w:ascii="Times New Roman" w:hAnsi="Times New Roman"/>
-                <w:sz w:val="18"/>
+              <w:spacing w:line="240" w:lineRule="auto" w:after="20"/>
+              <w:ind w:firstLine="0"/>
+              <w:jc w:val="left"/>
+            </w:pPr>
+            <w:r>
+              <w:rPr>
+                <w:sz w:val="17"/>
               </w:rPr>
               <w:t xml:space="preserve">configuración versionada</w:t>
             </w:r>
@@ -3844,14 +3707,13 @@
           <w:p>
             <w:pPr>
               <w:pStyle w:val="Compact"/>
-              <w:spacing w:line="240" w:lineRule="auto" w:after="0"/>
-              <w:ind w:firstLine="0"/>
-              <w:jc w:val="left"/>
-            </w:pPr>
-            <w:r>
-              <w:rPr>
-                <w:rFonts w:ascii="Times New Roman" w:hAnsi="Times New Roman"/>
-                <w:sz w:val="18"/>
+              <w:spacing w:line="240" w:lineRule="auto" w:after="20"/>
+              <w:ind w:firstLine="0"/>
+              <w:jc w:val="left"/>
+            </w:pPr>
+            <w:r>
+              <w:rPr>
+                <w:sz w:val="17"/>
               </w:rPr>
               <w:t xml:space="preserve">Usabilidad</w:t>
             </w:r>
@@ -3862,14 +3724,13 @@
           <w:p>
             <w:pPr>
               <w:pStyle w:val="Compact"/>
-              <w:spacing w:line="240" w:lineRule="auto" w:after="0"/>
-              <w:ind w:firstLine="0"/>
-              <w:jc w:val="left"/>
-            </w:pPr>
-            <w:r>
-              <w:rPr>
-                <w:rFonts w:ascii="Times New Roman" w:hAnsi="Times New Roman"/>
-                <w:sz w:val="18"/>
+              <w:spacing w:line="240" w:lineRule="auto" w:after="20"/>
+              <w:ind w:firstLine="0"/>
+              <w:jc w:val="left"/>
+            </w:pPr>
+            <w:r>
+              <w:rPr>
+                <w:sz w:val="17"/>
               </w:rPr>
               <w:t xml:space="preserve">éxito/errores por tarea</w:t>
             </w:r>
@@ -3880,14 +3741,13 @@
           <w:p>
             <w:pPr>
               <w:pStyle w:val="Compact"/>
-              <w:spacing w:line="240" w:lineRule="auto" w:after="0"/>
-              <w:ind w:firstLine="0"/>
-              <w:jc w:val="left"/>
-            </w:pPr>
-            <w:r>
-              <w:rPr>
-                <w:rFonts w:ascii="Times New Roman" w:hAnsi="Times New Roman"/>
-                <w:sz w:val="18"/>
+              <w:spacing w:line="240" w:lineRule="auto" w:after="20"/>
+              <w:ind w:firstLine="0"/>
+              <w:jc w:val="left"/>
+            </w:pPr>
+            <w:r>
+              <w:rPr>
+                <w:sz w:val="17"/>
               </w:rPr>
               <w:t xml:space="preserve">observación guiada y consentimiento</w:t>
             </w:r>
@@ -3898,14 +3758,13 @@
           <w:p>
             <w:pPr>
               <w:pStyle w:val="Compact"/>
-              <w:spacing w:line="240" w:lineRule="auto" w:after="0"/>
-              <w:ind w:firstLine="0"/>
-              <w:jc w:val="left"/>
-            </w:pPr>
-            <w:r>
-              <w:rPr>
-                <w:rFonts w:ascii="Times New Roman" w:hAnsi="Times New Roman"/>
-                <w:sz w:val="18"/>
+              <w:spacing w:line="240" w:lineRule="auto" w:after="20"/>
+              <w:ind w:firstLine="0"/>
+              <w:jc w:val="left"/>
+            </w:pPr>
+            <w:r>
+              <w:rPr>
+                <w:sz w:val="17"/>
               </w:rPr>
               <w:t xml:space="preserve">requiere personas reales</w:t>
             </w:r>
@@ -3918,14 +3777,13 @@
           <w:p>
             <w:pPr>
               <w:pStyle w:val="Compact"/>
-              <w:spacing w:line="240" w:lineRule="auto" w:after="0"/>
-              <w:ind w:firstLine="0"/>
-              <w:jc w:val="left"/>
-            </w:pPr>
-            <w:r>
-              <w:rPr>
-                <w:rFonts w:ascii="Times New Roman" w:hAnsi="Times New Roman"/>
-                <w:sz w:val="18"/>
+              <w:spacing w:line="240" w:lineRule="auto" w:after="20"/>
+              <w:ind w:firstLine="0"/>
+              <w:jc w:val="left"/>
+            </w:pPr>
+            <w:r>
+              <w:rPr>
+                <w:sz w:val="17"/>
               </w:rPr>
               <w:t xml:space="preserve">Fiabilidad</w:t>
             </w:r>
@@ -3936,14 +3794,13 @@
           <w:p>
             <w:pPr>
               <w:pStyle w:val="Compact"/>
-              <w:spacing w:line="240" w:lineRule="auto" w:after="0"/>
-              <w:ind w:firstLine="0"/>
-              <w:jc w:val="left"/>
-            </w:pPr>
-            <w:r>
-              <w:rPr>
-                <w:rFonts w:ascii="Times New Roman" w:hAnsi="Times New Roman"/>
-                <w:sz w:val="18"/>
+              <w:spacing w:line="240" w:lineRule="auto" w:after="20"/>
+              <w:ind w:firstLine="0"/>
+              <w:jc w:val="left"/>
+            </w:pPr>
+            <w:r>
+              <w:rPr>
+                <w:sz w:val="17"/>
               </w:rPr>
               <w:t xml:space="preserve">reconexiones y reconciliación de estado</w:t>
             </w:r>
@@ -3954,14 +3811,13 @@
           <w:p>
             <w:pPr>
               <w:pStyle w:val="Compact"/>
-              <w:spacing w:line="240" w:lineRule="auto" w:after="0"/>
-              <w:ind w:firstLine="0"/>
-              <w:jc w:val="left"/>
-            </w:pPr>
-            <w:r>
-              <w:rPr>
-                <w:rFonts w:ascii="Times New Roman" w:hAnsi="Times New Roman"/>
-                <w:sz w:val="18"/>
+              <w:spacing w:line="240" w:lineRule="auto" w:after="20"/>
+              <w:ind w:firstLine="0"/>
+              <w:jc w:val="left"/>
+            </w:pPr>
+            <w:r>
+              <w:rPr>
+                <w:sz w:val="17"/>
               </w:rPr>
               <w:t xml:space="preserve">corte red y consulta GET</w:t>
             </w:r>
@@ -3972,14 +3828,13 @@
           <w:p>
             <w:pPr>
               <w:pStyle w:val="Compact"/>
-              <w:spacing w:line="240" w:lineRule="auto" w:after="0"/>
-              <w:ind w:firstLine="0"/>
-              <w:jc w:val="left"/>
-            </w:pPr>
-            <w:r>
-              <w:rPr>
-                <w:rFonts w:ascii="Times New Roman" w:hAnsi="Times New Roman"/>
-                <w:sz w:val="18"/>
+              <w:spacing w:line="240" w:lineRule="auto" w:after="20"/>
+              <w:ind w:firstLine="0"/>
+              <w:jc w:val="left"/>
+            </w:pPr>
+            <w:r>
+              <w:rPr>
+                <w:sz w:val="17"/>
               </w:rPr>
               <w:t xml:space="preserve">sin extrapolar a operación 24/7</w:t>
             </w:r>
@@ -3992,14 +3847,13 @@
           <w:p>
             <w:pPr>
               <w:pStyle w:val="Compact"/>
-              <w:spacing w:line="240" w:lineRule="auto" w:after="0"/>
-              <w:ind w:firstLine="0"/>
-              <w:jc w:val="left"/>
-            </w:pPr>
-            <w:r>
-              <w:rPr>
-                <w:rFonts w:ascii="Times New Roman" w:hAnsi="Times New Roman"/>
-                <w:sz w:val="18"/>
+              <w:spacing w:line="240" w:lineRule="auto" w:after="20"/>
+              <w:ind w:firstLine="0"/>
+              <w:jc w:val="left"/>
+            </w:pPr>
+            <w:r>
+              <w:rPr>
+                <w:sz w:val="17"/>
               </w:rPr>
               <w:t xml:space="preserve">Mantenibilidad</w:t>
             </w:r>
@@ -4010,14 +3864,13 @@
           <w:p>
             <w:pPr>
               <w:pStyle w:val="Compact"/>
-              <w:spacing w:line="240" w:lineRule="auto" w:after="0"/>
-              <w:ind w:firstLine="0"/>
-              <w:jc w:val="left"/>
-            </w:pPr>
-            <w:r>
-              <w:rPr>
-                <w:rFonts w:ascii="Times New Roman" w:hAnsi="Times New Roman"/>
-                <w:sz w:val="18"/>
+              <w:spacing w:line="240" w:lineRule="auto" w:after="20"/>
+              <w:ind w:firstLine="0"/>
+              <w:jc w:val="left"/>
+            </w:pPr>
+            <w:r>
+              <w:rPr>
+                <w:sz w:val="17"/>
               </w:rPr>
               <w:t xml:space="preserve">cambio de DTO rompe cliente</w:t>
             </w:r>
@@ -4028,14 +3881,13 @@
           <w:p>
             <w:pPr>
               <w:pStyle w:val="Compact"/>
-              <w:spacing w:line="240" w:lineRule="auto" w:after="0"/>
-              <w:ind w:firstLine="0"/>
-              <w:jc w:val="left"/>
-            </w:pPr>
-            <w:r>
-              <w:rPr>
-                <w:rFonts w:ascii="Times New Roman" w:hAnsi="Times New Roman"/>
-                <w:sz w:val="18"/>
+              <w:spacing w:line="240" w:lineRule="auto" w:after="20"/>
+              <w:ind w:firstLine="0"/>
+              <w:jc w:val="left"/>
+            </w:pPr>
+            <w:r>
+              <w:rPr>
+                <w:sz w:val="17"/>
               </w:rPr>
               <w:t xml:space="preserve">OpenAPI diff + pruebas de contrato</w:t>
             </w:r>
@@ -4046,14 +3898,13 @@
           <w:p>
             <w:pPr>
               <w:pStyle w:val="Compact"/>
-              <w:spacing w:line="240" w:lineRule="auto" w:after="0"/>
-              <w:ind w:firstLine="0"/>
-              <w:jc w:val="left"/>
-            </w:pPr>
-            <w:r>
-              <w:rPr>
-                <w:rFonts w:ascii="Times New Roman" w:hAnsi="Times New Roman"/>
-                <w:sz w:val="18"/>
+              <w:spacing w:line="240" w:lineRule="auto" w:after="20"/>
+              <w:ind w:firstLine="0"/>
+              <w:jc w:val="left"/>
+            </w:pPr>
+            <w:r>
+              <w:rPr>
+                <w:sz w:val="17"/>
               </w:rPr>
               <w:t xml:space="preserve">declarar versiones</w:t>
             </w:r>
@@ -4066,14 +3917,13 @@
           <w:p>
             <w:pPr>
               <w:pStyle w:val="Compact"/>
-              <w:spacing w:line="240" w:lineRule="auto" w:after="0"/>
-              <w:ind w:firstLine="0"/>
-              <w:jc w:val="left"/>
-            </w:pPr>
-            <w:r>
-              <w:rPr>
-                <w:rFonts w:ascii="Times New Roman" w:hAnsi="Times New Roman"/>
-                <w:sz w:val="18"/>
+              <w:spacing w:line="240" w:lineRule="auto" w:after="20"/>
+              <w:ind w:firstLine="0"/>
+              <w:jc w:val="left"/>
+            </w:pPr>
+            <w:r>
+              <w:rPr>
+                <w:sz w:val="17"/>
               </w:rPr>
               <w:t xml:space="preserve">Recuperación</w:t>
             </w:r>
@@ -4084,14 +3934,13 @@
           <w:p>
             <w:pPr>
               <w:pStyle w:val="Compact"/>
-              <w:spacing w:line="240" w:lineRule="auto" w:after="0"/>
-              <w:ind w:firstLine="0"/>
-              <w:jc w:val="left"/>
-            </w:pPr>
-            <w:r>
-              <w:rPr>
-                <w:rFonts w:ascii="Times New Roman" w:hAnsi="Times New Roman"/>
-                <w:sz w:val="18"/>
+              <w:spacing w:line="240" w:lineRule="auto" w:after="20"/>
+              <w:ind w:firstLine="0"/>
+              <w:jc w:val="left"/>
+            </w:pPr>
+            <w:r>
+              <w:rPr>
+                <w:sz w:val="17"/>
               </w:rPr>
               <w:t xml:space="preserve">integridad tras restauración</w:t>
             </w:r>
@@ -4102,14 +3951,13 @@
           <w:p>
             <w:pPr>
               <w:pStyle w:val="Compact"/>
-              <w:spacing w:line="240" w:lineRule="auto" w:after="0"/>
-              <w:ind w:firstLine="0"/>
-              <w:jc w:val="left"/>
-            </w:pPr>
-            <w:r>
-              <w:rPr>
-                <w:rFonts w:ascii="Times New Roman" w:hAnsi="Times New Roman"/>
-                <w:sz w:val="18"/>
+              <w:spacing w:line="240" w:lineRule="auto" w:after="20"/>
+              <w:ind w:firstLine="0"/>
+              <w:jc w:val="left"/>
+            </w:pPr>
+            <w:r>
+              <w:rPr>
+                <w:sz w:val="17"/>
               </w:rPr>
               <w:t xml:space="preserve">snapshot y conteo relaciones</w:t>
             </w:r>
@@ -4120,14 +3968,13 @@
           <w:p>
             <w:pPr>
               <w:pStyle w:val="Compact"/>
-              <w:spacing w:line="240" w:lineRule="auto" w:after="0"/>
-              <w:ind w:firstLine="0"/>
-              <w:jc w:val="left"/>
-            </w:pPr>
-            <w:r>
-              <w:rPr>
-                <w:rFonts w:ascii="Times New Roman" w:hAnsi="Times New Roman"/>
-                <w:sz w:val="18"/>
+              <w:spacing w:line="240" w:lineRule="auto" w:after="20"/>
+              <w:ind w:firstLine="0"/>
+              <w:jc w:val="left"/>
+            </w:pPr>
+            <w:r>
+              <w:rPr>
+                <w:sz w:val="17"/>
               </w:rPr>
               <w:t xml:space="preserve">entorno aislado</w:t>
             </w:r>
@@ -4142,20 +3989,16 @@
       <w:pPr>
         <w:pStyle w:val="Heading2"/>
         <w:keepNext/>
-        <w:ind w:firstLine="0"/>
-      </w:pPr>
-      <w:r>
-        <w:rPr>
-          <w:color w:val="000000"/>
-        </w:rPr>
+        <w:spacing w:line="264" w:lineRule="auto"/>
+      </w:pPr>
+      <w:r>
         <w:t xml:space="preserve">9. Amenazas a la validez y limitaciones</w:t>
       </w:r>
     </w:p>
     <w:p>
       <w:pPr>
         <w:pStyle w:val="FirstParagraph"/>
-        <w:spacing w:line="480" w:lineRule="auto" w:after="0"/>
-        <w:ind w:firstLine="720"/>
+        <w:spacing w:line="396" w:lineRule="auto" w:after="100"/>
       </w:pPr>
       <w:r>
         <w:rPr>
@@ -4241,20 +4084,16 @@
       <w:pPr>
         <w:pStyle w:val="Heading2"/>
         <w:keepNext/>
-        <w:ind w:firstLine="0"/>
-      </w:pPr>
-      <w:r>
-        <w:rPr>
-          <w:color w:val="000000"/>
-        </w:rPr>
+        <w:spacing w:line="264" w:lineRule="auto"/>
+      </w:pPr>
+      <w:r>
         <w:t xml:space="preserve">10. Conclusiones</w:t>
       </w:r>
     </w:p>
     <w:p>
       <w:pPr>
         <w:pStyle w:val="FirstParagraph"/>
-        <w:spacing w:line="480" w:lineRule="auto" w:after="0"/>
-        <w:ind w:firstLine="720"/>
+        <w:spacing w:line="396" w:lineRule="auto" w:after="100"/>
       </w:pPr>
       <w:r>
         <w:t xml:space="preserve">SaborExpress exhibe un proyecto de software con backend modular y dos clientes, orientado a un dominio en el que la exactitud de estados y autorizaciones importa tanto como la interfaz de usuario. El código permite identificar recursos y contratos para clientes, trabajadores, sucursales, pedidos, cobros y repartos; de manera simultánea, revela las superficies que deben concentrar QA y control de cambios. El examen sostiene una descripción arquitectónica documentada, pero no valida por sí solo funcionalidad end-to-end ni calidad no funcional.</w:t>
@@ -4263,8 +4102,7 @@
     <w:p>
       <w:pPr>
         <w:pStyle w:val="BodyText"/>
-        <w:spacing w:line="480" w:lineRule="auto" w:after="0"/>
-        <w:ind w:firstLine="720"/>
+        <w:spacing w:line="396" w:lineRule="auto" w:after="100"/>
       </w:pPr>
       <w:r>
         <w:t xml:space="preserve">La ruta profesional consiste en mantener las fuentes documentales sincronizadas con un SHA, exportar contratos y esquema reales, ejecutar pruebas bajo entornos y datos controlados, cuantificar los resultados y someter las conclusiones a revisión técnica y académica. Esta distinción entre implementación visible y eficacia medida es fundamental para que el artículo sea verificable y éticamente defendible.</w:t>
@@ -4273,8 +4111,7 @@
     <w:p>
       <w:pPr>
         <w:pStyle w:val="BodyText"/>
-        <w:spacing w:line="480" w:lineRule="auto" w:after="0"/>
-        <w:ind w:firstLine="720"/>
+        <w:spacing w:line="396" w:lineRule="auto" w:after="100"/>
       </w:pPr>
       <w:r>
         <w:t xml:space="preserve">La inspección de código sitúa a SaborExpress como una solución multicliente con backend ASP.NET Core modular, persistencia EF Core y canales REST/SignalR; dispone de controladores y modelos para casos relevantes de restaurante, pedidos, pagos electrónicos y logística de reparto. La contribución científica de este estudio es una caracterización trazable y un método de evaluación replicable, no un efecto causal demostrado sobre un negocio. Un siguiente estudio deberá medir autorización, integridad de pagos, rendimiento y utilidad percibida con datos observados.</w:t>
@@ -4286,20 +4123,16 @@
       <w:pPr>
         <w:pStyle w:val="Heading2"/>
         <w:keepNext/>
-        <w:ind w:firstLine="0"/>
-      </w:pPr>
-      <w:r>
-        <w:rPr>
-          <w:color w:val="000000"/>
-        </w:rPr>
+        <w:spacing w:line="264" w:lineRule="auto"/>
+      </w:pPr>
+      <w:r>
         <w:t xml:space="preserve">11. Declaraciones</w:t>
       </w:r>
     </w:p>
     <w:p>
       <w:pPr>
         <w:pStyle w:val="FirstParagraph"/>
-        <w:spacing w:line="480" w:lineRule="auto" w:after="0"/>
-        <w:ind w:firstLine="720"/>
+        <w:spacing w:line="396" w:lineRule="auto" w:after="100"/>
       </w:pPr>
       <w:r>
         <w:rPr>
@@ -4368,19 +4201,17 @@
     <w:p>
       <w:pPr>
         <w:pStyle w:val="Heading2"/>
-      </w:pPr>
-      <w:r>
-        <w:rPr>
-          <w:color w:val="000000"/>
-        </w:rPr>
+        <w:keepNext/>
+        <w:spacing w:line="264" w:lineRule="auto"/>
+      </w:pPr>
+      <w:r>
         <w:t xml:space="preserve">Referencias</w:t>
       </w:r>
     </w:p>
     <w:p>
       <w:pPr>
         <w:pStyle w:val="FirstParagraph"/>
-        <w:spacing w:line="480" w:lineRule="auto" w:after="0"/>
-        <w:ind w:hanging="720" w:left="720"/>
+        <w:spacing w:line="396" w:lineRule="auto" w:after="100"/>
       </w:pPr>
       <w:r>
         <w:t xml:space="preserve">Davis, F. D. (1989). Perceived usefulness, perceived ease of use, and user acceptance of information technology.</w:t>
@@ -4402,8 +4233,7 @@
     <w:p>
       <w:pPr>
         <w:pStyle w:val="BodyText"/>
-        <w:spacing w:line="480" w:lineRule="auto" w:after="0"/>
-        <w:ind w:hanging="720" w:left="720"/>
+        <w:spacing w:line="396" w:lineRule="auto" w:after="100"/>
       </w:pPr>
       <w:r>
         <w:t xml:space="preserve">Expo. (s. f.).</w:t>
@@ -4425,8 +4255,7 @@
     <w:p>
       <w:pPr>
         <w:pStyle w:val="BodyText"/>
-        <w:spacing w:line="480" w:lineRule="auto" w:after="0"/>
-        <w:ind w:hanging="720" w:left="720"/>
+        <w:spacing w:line="396" w:lineRule="auto" w:after="80"/>
       </w:pPr>
       <w:r>
         <w:t xml:space="preserve">Fakfare, P. (2021). Influence of service attributes of food delivery application on customers’ satisfaction and their behavioural responses: The IPMA approach.</w:t>
@@ -4448,8 +4277,7 @@
     <w:p>
       <w:pPr>
         <w:pStyle w:val="BodyText"/>
-        <w:spacing w:line="480" w:lineRule="auto" w:after="0"/>
-        <w:ind w:hanging="720" w:left="720"/>
+        <w:spacing w:line="396" w:lineRule="auto" w:after="100"/>
       </w:pPr>
       <w:r>
         <w:t xml:space="preserve">Fielding, R., Nottingham, M., &amp; Reschke, J. (2022).</w:t>
@@ -4474,8 +4302,7 @@
     <w:p>
       <w:pPr>
         <w:pStyle w:val="BodyText"/>
-        <w:spacing w:line="480" w:lineRule="auto" w:after="0"/>
-        <w:ind w:hanging="720" w:left="720"/>
+        <w:spacing w:line="396" w:lineRule="auto" w:after="80"/>
       </w:pPr>
       <w:r>
         <w:t xml:space="preserve">García-Umaña, A., Bernal-Peralta, J., Cevallos Uve, G. E., Alcívar Chávez, A. C., Córdoba, É. F., &amp; Beserra, V. (2026). Continuance intention in online food delivery platforms in Colombia: Extending UTAUT2 with delivery trust and food quality perception.</w:t>
@@ -4497,8 +4324,7 @@
     <w:p>
       <w:pPr>
         <w:pStyle w:val="BodyText"/>
-        <w:spacing w:line="480" w:lineRule="auto" w:after="0"/>
-        <w:ind w:hanging="720" w:left="720"/>
+        <w:spacing w:line="396" w:lineRule="auto" w:after="100"/>
       </w:pPr>
       <w:r>
         <w:t xml:space="preserve">GitHub. (s. f.).</w:t>
@@ -4520,8 +4346,7 @@
     <w:p>
       <w:pPr>
         <w:pStyle w:val="BodyText"/>
-        <w:spacing w:line="480" w:lineRule="auto" w:after="0"/>
-        <w:ind w:hanging="720" w:left="720"/>
+        <w:spacing w:line="396" w:lineRule="auto" w:after="100"/>
       </w:pPr>
       <w:r>
         <w:t xml:space="preserve">ISO/IEC. (2023).</w:t>
@@ -4543,8 +4368,7 @@
     <w:p>
       <w:pPr>
         <w:pStyle w:val="BodyText"/>
-        <w:spacing w:line="480" w:lineRule="auto" w:after="0"/>
-        <w:ind w:hanging="720" w:left="720"/>
+        <w:spacing w:line="396" w:lineRule="auto" w:after="100"/>
       </w:pPr>
       <w:r>
         <w:t xml:space="preserve">ISO/IEC/IEEE. (2018).</w:t>
@@ -4566,8 +4390,7 @@
     <w:p>
       <w:pPr>
         <w:pStyle w:val="BodyText"/>
-        <w:spacing w:line="480" w:lineRule="auto" w:after="0"/>
-        <w:ind w:hanging="720" w:left="720"/>
+        <w:spacing w:line="396" w:lineRule="auto" w:after="100"/>
       </w:pPr>
       <w:r>
         <w:t xml:space="preserve">Jones, M., Bradley, J., &amp; Sakimura, N. (2015).</w:t>
@@ -4592,8 +4415,7 @@
     <w:p>
       <w:pPr>
         <w:pStyle w:val="BodyText"/>
-        <w:spacing w:line="480" w:lineRule="auto" w:after="0"/>
-        <w:ind w:hanging="720" w:left="720"/>
+        <w:spacing w:line="396" w:lineRule="auto" w:after="80"/>
       </w:pPr>
       <w:r>
         <w:t xml:space="preserve">Kitchenham, B., &amp; Charters, S. (2007).</w:t>
@@ -4618,8 +4440,7 @@
     <w:p>
       <w:pPr>
         <w:pStyle w:val="BodyText"/>
-        <w:spacing w:line="480" w:lineRule="auto" w:after="0"/>
-        <w:ind w:hanging="720" w:left="720"/>
+        <w:spacing w:line="396" w:lineRule="auto" w:after="80"/>
       </w:pPr>
       <w:r>
         <w:t xml:space="preserve">Koay, K. Y., Cheah, C. W., &amp; Chang, Y. X. (2022). A model of online food delivery service quality, customer satisfaction and customer loyalty: A combination of PLS-SEM and NCA approaches.</w:t>
@@ -4641,8 +4462,7 @@
     <w:p>
       <w:pPr>
         <w:pStyle w:val="BodyText"/>
-        <w:spacing w:line="480" w:lineRule="auto" w:after="0"/>
-        <w:ind w:hanging="720" w:left="720"/>
+        <w:spacing w:line="396" w:lineRule="auto" w:after="100"/>
       </w:pPr>
       <w:r>
         <w:t xml:space="preserve">Kruchten, P. (1995). The 4+1 view model of architecture.</w:t>
@@ -4664,8 +4484,7 @@
     <w:p>
       <w:pPr>
         <w:pStyle w:val="BodyText"/>
-        <w:spacing w:line="480" w:lineRule="auto" w:after="0"/>
-        <w:ind w:hanging="720" w:left="720"/>
+        <w:spacing w:line="396" w:lineRule="auto" w:after="100"/>
       </w:pPr>
       <w:r>
         <w:t xml:space="preserve">Microsoft. (s. f.).</w:t>
@@ -4687,8 +4506,7 @@
     <w:p>
       <w:pPr>
         <w:pStyle w:val="BodyText"/>
-        <w:spacing w:line="480" w:lineRule="auto" w:after="0"/>
-        <w:ind w:hanging="720" w:left="720"/>
+        <w:spacing w:line="396" w:lineRule="auto" w:after="100"/>
       </w:pPr>
       <w:r>
         <w:t xml:space="preserve">Microsoft. (s. f.).</w:t>
@@ -4710,8 +4528,7 @@
     <w:p>
       <w:pPr>
         <w:pStyle w:val="BodyText"/>
-        <w:spacing w:line="480" w:lineRule="auto" w:after="0"/>
-        <w:ind w:hanging="720" w:left="720"/>
+        <w:spacing w:line="396" w:lineRule="auto" w:after="100"/>
       </w:pPr>
       <w:r>
         <w:t xml:space="preserve">Microsoft. (s. f.).</w:t>
@@ -4733,8 +4550,7 @@
     <w:p>
       <w:pPr>
         <w:pStyle w:val="BodyText"/>
-        <w:spacing w:line="480" w:lineRule="auto" w:after="0"/>
-        <w:ind w:hanging="720" w:left="720"/>
+        <w:spacing w:line="396" w:lineRule="auto" w:after="100"/>
       </w:pPr>
       <w:r>
         <w:t xml:space="preserve">Next.js. (s. f.).</w:t>
@@ -4756,8 +4572,7 @@
     <w:p>
       <w:pPr>
         <w:pStyle w:val="BodyText"/>
-        <w:spacing w:line="480" w:lineRule="auto" w:after="0"/>
-        <w:ind w:hanging="720" w:left="720"/>
+        <w:spacing w:line="396" w:lineRule="auto" w:after="100"/>
       </w:pPr>
       <w:r>
         <w:t xml:space="preserve">Nielsen, J. (2024).</w:t>
@@ -4779,8 +4594,7 @@
     <w:p>
       <w:pPr>
         <w:pStyle w:val="BodyText"/>
-        <w:spacing w:line="480" w:lineRule="auto" w:after="0"/>
-        <w:ind w:hanging="720" w:left="720"/>
+        <w:spacing w:line="396" w:lineRule="auto" w:after="100"/>
       </w:pPr>
       <w:r>
         <w:t xml:space="preserve">OWASP Foundation. (2023).</w:t>
@@ -4802,8 +4616,7 @@
     <w:p>
       <w:pPr>
         <w:pStyle w:val="BodyText"/>
-        <w:spacing w:line="480" w:lineRule="auto" w:after="0"/>
-        <w:ind w:hanging="720" w:left="720"/>
+        <w:spacing w:line="396" w:lineRule="auto" w:after="100"/>
       </w:pPr>
       <w:r>
         <w:t xml:space="preserve">Postman. (s. f.).</w:t>
@@ -4825,8 +4638,7 @@
     <w:p>
       <w:pPr>
         <w:pStyle w:val="BodyText"/>
-        <w:spacing w:line="480" w:lineRule="auto" w:after="0"/>
-        <w:ind w:hanging="720" w:left="720"/>
+        <w:spacing w:line="396" w:lineRule="auto" w:after="80"/>
       </w:pPr>
       <w:r>
         <w:t xml:space="preserve">Prasetyo, Y. T., Tanto, H., Mariyanto, M., Hanjaya, C., Young, M. N., Persada, S. F., Miraja, B. A., &amp; Redi, A. A. N. P. (2021). Factors affecting customer satisfaction and loyalty in online food delivery service during the COVID-19 pandemic: Its relation with open innovation.</w:t>
@@ -4848,8 +4660,7 @@
     <w:p>
       <w:pPr>
         <w:pStyle w:val="BodyText"/>
-        <w:spacing w:line="480" w:lineRule="auto" w:after="0"/>
-        <w:ind w:hanging="720" w:left="720"/>
+        <w:spacing w:line="396" w:lineRule="auto" w:after="100"/>
       </w:pPr>
       <w:r>
         <w:t xml:space="preserve">Project Management Institute. (2021).</w:t>
@@ -4874,8 +4685,7 @@
     <w:p>
       <w:pPr>
         <w:pStyle w:val="BodyText"/>
-        <w:spacing w:line="480" w:lineRule="auto" w:after="0"/>
-        <w:ind w:hanging="720" w:left="720"/>
+        <w:spacing w:line="396" w:lineRule="auto" w:after="80"/>
       </w:pPr>
       <w:r>
         <w:t xml:space="preserve">Shankar, A., Jebarajakirthy, C., Nayal, P., Maseeh, H. I., Kumar, A., &amp; Sivapalan, A. (2022). Online food delivery: A systematic synthesis of literature and a framework development.</w:t>
@@ -4897,8 +4707,7 @@
     <w:p>
       <w:pPr>
         <w:pStyle w:val="BodyText"/>
-        <w:spacing w:line="480" w:lineRule="auto" w:after="0"/>
-        <w:ind w:hanging="720" w:left="720"/>
+        <w:spacing w:line="396" w:lineRule="auto" w:after="80"/>
       </w:pPr>
       <w:r>
         <w:t xml:space="preserve">Shroff, A., Shah, B. J., &amp; Gajjar, H. (2022). Online food delivery research: A systematic literature review.</w:t>
@@ -4920,8 +4729,7 @@
     <w:p>
       <w:pPr>
         <w:pStyle w:val="BodyText"/>
-        <w:spacing w:line="480" w:lineRule="auto" w:after="0"/>
-        <w:ind w:hanging="720" w:left="720"/>
+        <w:spacing w:line="396" w:lineRule="auto" w:after="80"/>
       </w:pPr>
       <w:r>
         <w:t xml:space="preserve">Taibi, D., Lenarduzzi, V., &amp; Pahl, C. (2018). Architectural patterns for microservices: A systematic mapping study. In</w:t>
@@ -4946,8 +4754,7 @@
     <w:p>
       <w:pPr>
         <w:pStyle w:val="BodyText"/>
-        <w:spacing w:line="480" w:lineRule="auto" w:after="0"/>
-        <w:ind w:hanging="720" w:left="720"/>
+        <w:spacing w:line="396" w:lineRule="auto" w:after="80"/>
       </w:pPr>
       <w:r>
         <w:t xml:space="preserve">Temoshok, D., Choong, Y.-Y., Regenscheid, A., Galluzzo, R., Fenton, J., Richer, J., &amp; Lefkovitz, N. (2025).</w:t>
@@ -4972,8 +4779,7 @@
     <w:p>
       <w:pPr>
         <w:pStyle w:val="BodyText"/>
-        <w:spacing w:line="480" w:lineRule="auto" w:after="0"/>
-        <w:ind w:hanging="720" w:left="720"/>
+        <w:spacing w:line="396" w:lineRule="auto" w:after="100"/>
       </w:pPr>
       <w:r>
         <w:t xml:space="preserve">Venkatesh, V., Morris, M. G., Davis, G. B., &amp; Davis, F. D. (2003). User acceptance of information technology: Toward a unified view.</w:t>
@@ -4995,8 +4801,7 @@
     <w:p>
       <w:pPr>
         <w:pStyle w:val="BodyText"/>
-        <w:spacing w:line="480" w:lineRule="auto" w:after="0"/>
-        <w:ind w:hanging="720" w:left="720"/>
+        <w:spacing w:line="396" w:lineRule="auto" w:after="100"/>
       </w:pPr>
       <w:r>
         <w:t xml:space="preserve">Wompi. (s. f.).</w:t>
@@ -5018,8 +4823,7 @@
     <w:p>
       <w:pPr>
         <w:pStyle w:val="BodyText"/>
-        <w:spacing w:line="480" w:lineRule="auto" w:after="0"/>
-        <w:ind w:hanging="720" w:left="720"/>
+        <w:spacing w:line="396" w:lineRule="auto" w:after="100"/>
       </w:pPr>
       <w:r>
         <w:t xml:space="preserve">Yin, R. K. (2018).</w:t>
@@ -5042,10 +4846,353 @@
       </w:r>
     </w:p>
     <w:bookmarkEnd w:id="56"/>
-    <w:bookmarkEnd w:id="57"/>
+    <w:bookmarkStart w:id="66" w:name="Xaa2198f9d6fcadf61e7ee17c5110a089647f76c"/>
+    <w:p>
+      <w:pPr>
+        <w:pStyle w:val="Heading2"/>
+        <w:keepNext/>
+        <w:spacing w:line="264" w:lineRule="auto"/>
+      </w:pPr>
+      <w:r>
+        <w:t xml:space="preserve">Anexo A. Figuras de arquitectura y trazabilidad del estudio de caso</w:t>
+      </w:r>
+    </w:p>
+    <w:p>
+      <w:pPr>
+        <w:pStyle w:val="FirstParagraph"/>
+        <w:spacing w:line="396" w:lineRule="auto" w:after="100"/>
+      </w:pPr>
+      <w:r>
+        <w:t xml:space="preserve">Los siguientes diagramas presentan una reconstrucción conceptual basada en contratos y modelos del repositorio. La primera figura evidencia la coexistencia de un backend ASP.NET Core y dos clientes diferenciados. La segunda representa relaciones entre entidades de dominio: no debe leerse como un DDL exportado. La tercera sitúa controles de autorización y pruebas de seguridad recomendados. Se incluyen para facilitar reproducibilidad de los hallazgos documentales, no para simular un experimento.</w:t>
+      </w:r>
+    </w:p>
+    <w:p>
+      <w:pPr>
+        <w:pStyle w:val="CaptionedFigure"/>
+        <w:spacing w:line="396" w:lineRule="auto" w:after="100"/>
+      </w:pPr>
+      <w:r>
+        <w:drawing>
+          <wp:inline>
+            <wp:extent cx="5943600" cy="4413163"/>
+            <wp:effectExtent b="0" l="0" r="0" t="0"/>
+            <wp:docPr descr="01_CONTEXT0" title="" id="58" name="Picture"/>
+            <a:graphic>
+              <a:graphicData uri="http://schemas.openxmlformats.org/drawingml/2006/picture">
+                <pic:pic>
+                  <pic:nvPicPr>
+                    <pic:cNvPr descr="recursos/01_CONTEXT0.png" id="59" name="Picture"/>
+                    <pic:cNvPicPr>
+                      <a:picLocks noChangeArrowheads="1" noChangeAspect="1"/>
+                    </pic:cNvPicPr>
+                  </pic:nvPicPr>
+                  <pic:blipFill>
+                    <a:blip r:embed="rId57"/>
+                    <a:stretch>
+                      <a:fillRect/>
+                    </a:stretch>
+                  </pic:blipFill>
+                  <pic:spPr bwMode="auto">
+                    <a:xfrm>
+                      <a:off x="0" y="0"/>
+                      <a:ext cx="5943600" cy="4413163"/>
+                    </a:xfrm>
+                    <a:prstGeom prst="rect">
+                      <a:avLst/>
+                    </a:prstGeom>
+                    <a:noFill/>
+                    <a:ln w="9525">
+                      <a:noFill/>
+                      <a:headEnd/>
+                      <a:tailEnd/>
+                    </a:ln>
+                  </pic:spPr>
+                </pic:pic>
+              </a:graphicData>
+            </a:graphic>
+          </wp:inline>
+        </w:drawing>
+      </w:r>
+    </w:p>
+    <w:p>
+      <w:pPr>
+        <w:pStyle w:val="ImageCaption"/>
+        <w:spacing w:line="396" w:lineRule="auto" w:after="100"/>
+      </w:pPr>
+      <w:r>
+        <w:t xml:space="preserve">01_CONTEXT0</w:t>
+      </w:r>
+    </w:p>
+    <w:p>
+      <w:pPr>
+        <w:pStyle w:val="BodyText"/>
+        <w:spacing w:line="396" w:lineRule="auto" w:after="100"/>
+      </w:pPr>
+      <w:r>
+        <w:rPr>
+          <w:i/>
+          <w:iCs/>
+        </w:rPr>
+        <w:t xml:space="preserve">Nota. Elaboración para el estudio de caso SaborExpress; las figuras no certifican operaciones desplegadas.</w:t>
+      </w:r>
+    </w:p>
+    <w:p>
+      <w:pPr>
+        <w:pStyle w:val="CaptionedFigure"/>
+        <w:spacing w:line="396" w:lineRule="auto" w:after="100"/>
+      </w:pPr>
+      <w:r>
+        <w:drawing>
+          <wp:inline>
+            <wp:extent cx="5943600" cy="6947177"/>
+            <wp:effectExtent b="0" l="0" r="0" t="0"/>
+            <wp:docPr descr="06_MODELO_ER" title="" id="61" name="Picture"/>
+            <a:graphic>
+              <a:graphicData uri="http://schemas.openxmlformats.org/drawingml/2006/picture">
+                <pic:pic>
+                  <pic:nvPicPr>
+                    <pic:cNvPr descr="recursos/06_MODELO_ER.png" id="62" name="Picture"/>
+                    <pic:cNvPicPr>
+                      <a:picLocks noChangeArrowheads="1" noChangeAspect="1"/>
+                    </pic:cNvPicPr>
+                  </pic:nvPicPr>
+                  <pic:blipFill>
+                    <a:blip r:embed="rId60"/>
+                    <a:stretch>
+                      <a:fillRect/>
+                    </a:stretch>
+                  </pic:blipFill>
+                  <pic:spPr bwMode="auto">
+                    <a:xfrm>
+                      <a:off x="0" y="0"/>
+                      <a:ext cx="5943600" cy="6947177"/>
+                    </a:xfrm>
+                    <a:prstGeom prst="rect">
+                      <a:avLst/>
+                    </a:prstGeom>
+                    <a:noFill/>
+                    <a:ln w="9525">
+                      <a:noFill/>
+                      <a:headEnd/>
+                      <a:tailEnd/>
+                    </a:ln>
+                  </pic:spPr>
+                </pic:pic>
+              </a:graphicData>
+            </a:graphic>
+          </wp:inline>
+        </w:drawing>
+      </w:r>
+    </w:p>
+    <w:p>
+      <w:pPr>
+        <w:pStyle w:val="ImageCaption"/>
+        <w:spacing w:line="396" w:lineRule="auto" w:after="100"/>
+      </w:pPr>
+      <w:r>
+        <w:t xml:space="preserve">06_MODELO_ER</w:t>
+      </w:r>
+    </w:p>
+    <w:p>
+      <w:pPr>
+        <w:pStyle w:val="BodyText"/>
+        <w:spacing w:line="396" w:lineRule="auto" w:after="100"/>
+      </w:pPr>
+      <w:r>
+        <w:rPr>
+          <w:i/>
+          <w:iCs/>
+        </w:rPr>
+        <w:t xml:space="preserve">Nota. Elaboración para el estudio de caso SaborExpress; las figuras no certifican operaciones desplegadas.</w:t>
+      </w:r>
+    </w:p>
+    <w:p>
+      <w:pPr>
+        <w:pStyle w:val="CaptionedFigure"/>
+        <w:spacing w:line="396" w:lineRule="auto" w:after="100"/>
+      </w:pPr>
+      <w:r>
+        <w:drawing>
+          <wp:inline>
+            <wp:extent cx="5943600" cy="6188148"/>
+            <wp:effectExtent b="0" l="0" r="0" t="0"/>
+            <wp:docPr descr="09_AISLAMIENTO_ROLES" title="" id="64" name="Picture"/>
+            <a:graphic>
+              <a:graphicData uri="http://schemas.openxmlformats.org/drawingml/2006/picture">
+                <pic:pic>
+                  <pic:nvPicPr>
+                    <pic:cNvPr descr="recursos/09_AISLAMIENTO_ROLES.png" id="65" name="Picture"/>
+                    <pic:cNvPicPr>
+                      <a:picLocks noChangeArrowheads="1" noChangeAspect="1"/>
+                    </pic:cNvPicPr>
+                  </pic:nvPicPr>
+                  <pic:blipFill>
+                    <a:blip r:embed="rId63"/>
+                    <a:stretch>
+                      <a:fillRect/>
+                    </a:stretch>
+                  </pic:blipFill>
+                  <pic:spPr bwMode="auto">
+                    <a:xfrm>
+                      <a:off x="0" y="0"/>
+                      <a:ext cx="5943600" cy="6188148"/>
+                    </a:xfrm>
+                    <a:prstGeom prst="rect">
+                      <a:avLst/>
+                    </a:prstGeom>
+                    <a:noFill/>
+                    <a:ln w="9525">
+                      <a:noFill/>
+                      <a:headEnd/>
+                      <a:tailEnd/>
+                    </a:ln>
+                  </pic:spPr>
+                </pic:pic>
+              </a:graphicData>
+            </a:graphic>
+          </wp:inline>
+        </w:drawing>
+      </w:r>
+    </w:p>
+    <w:p>
+      <w:pPr>
+        <w:pStyle w:val="ImageCaption"/>
+        <w:spacing w:line="396" w:lineRule="auto" w:after="100"/>
+      </w:pPr>
+      <w:r>
+        <w:t xml:space="preserve">09_AISLAMIENTO_ROLES</w:t>
+      </w:r>
+    </w:p>
+    <w:p>
+      <w:pPr>
+        <w:pStyle w:val="BodyText"/>
+        <w:spacing w:line="396" w:lineRule="auto" w:after="100"/>
+      </w:pPr>
+      <w:r>
+        <w:rPr>
+          <w:i/>
+          <w:iCs/>
+        </w:rPr>
+        <w:t xml:space="preserve">Nota. Elaboración para el estudio de caso SaborExpress; las figuras no certifican operaciones desplegadas.</w:t>
+      </w:r>
+      <w:r>
+        <w:t xml:space="preserve"> </w:t>
+      </w:r>
+      <w:r>
+        <w:t xml:space="preserve">## Anexo B. Delimitación metodológica y amenazas a la validez</w:t>
+      </w:r>
+    </w:p>
+    <w:p>
+      <w:pPr>
+        <w:pStyle w:val="BodyText"/>
+        <w:spacing w:line="396" w:lineRule="auto" w:after="100"/>
+      </w:pPr>
+      <w:r>
+        <w:rPr>
+          <w:b/>
+          <w:bCs/>
+        </w:rPr>
+        <w:t xml:space="preserve">Validez de constructo:</w:t>
+      </w:r>
+      <w:r>
+        <w:t xml:space="preserve"> </w:t>
+      </w:r>
+      <w:r>
+        <w:t xml:space="preserve">observar una ruta HTTP no demuestra que todas las reglas del negocio se cumplan en producción. Se registran hallazgos de estructura y recomendaciones de verificación por separado.</w:t>
+      </w:r>
+      <w:r>
+        <w:t xml:space="preserve"> </w:t>
+      </w:r>
+      <w:r>
+        <w:rPr>
+          <w:b/>
+          <w:bCs/>
+        </w:rPr>
+        <w:t xml:space="preserve">Validez interna:</w:t>
+      </w:r>
+      <w:r>
+        <w:t xml:space="preserve"> </w:t>
+      </w:r>
+      <w:r>
+        <w:t xml:space="preserve">no se han ejecutado comparaciones antes/después ni asignación aleatoria; por tanto no se atribuye reducción de tiempos, incremento de ventas o mejor satisfacción al sistema.</w:t>
+      </w:r>
+      <w:r>
+        <w:t xml:space="preserve"> </w:t>
+      </w:r>
+      <w:r>
+        <w:rPr>
+          <w:b/>
+          <w:bCs/>
+        </w:rPr>
+        <w:t xml:space="preserve">Validez externa:</w:t>
+      </w:r>
+      <w:r>
+        <w:t xml:space="preserve"> </w:t>
+      </w:r>
+      <w:r>
+        <w:t xml:space="preserve">el estudio aborda un único proyecto y su arquitectura; las conclusiones no se extrapolan a todo el sector gastronómico colombiano.</w:t>
+      </w:r>
+      <w:r>
+        <w:t xml:space="preserve"> </w:t>
+      </w:r>
+      <w:r>
+        <w:rPr>
+          <w:b/>
+          <w:bCs/>
+        </w:rPr>
+        <w:t xml:space="preserve">Confiabilidad:</w:t>
+      </w:r>
+      <w:r>
+        <w:t xml:space="preserve"> </w:t>
+      </w:r>
+      <w:r>
+        <w:t xml:space="preserve">el procedimiento es reproducible conservando SHA de repositorios, rutas y criterios de codificación, sujeto a disponibilidad pública de archivos y versiones.</w:t>
+      </w:r>
+    </w:p>
+    <w:p>
+      <w:pPr>
+        <w:pStyle w:val="BodyText"/>
+        <w:spacing w:line="396" w:lineRule="auto" w:after="100"/>
+      </w:pPr>
+      <w:r>
+        <w:rPr>
+          <w:b/>
+          <w:bCs/>
+        </w:rPr>
+        <w:t xml:space="preserve">Protección de datos:</w:t>
+      </w:r>
+      <w:r>
+        <w:t xml:space="preserve"> </w:t>
+      </w:r>
+      <w:r>
+        <w:t xml:space="preserve">se emplean únicamente identificadores de rutas y modelos de software; no se extraen direcciones, cuentas, documentos ni transacciones reales. Se propone para investigación posterior un consentimiento informado si participan usuarios y tratamiento ético de registros de interacción.</w:t>
+      </w:r>
+    </w:p>
+    <w:p>
+      <w:pPr>
+        <w:pStyle w:val="BodyText"/>
+        <w:spacing w:line="396" w:lineRule="auto" w:after="100"/>
+      </w:pPr>
+      <w:r>
+        <w:rPr>
+          <w:b/>
+          <w:bCs/>
+        </w:rPr>
+        <w:t xml:space="preserve">Protocolo propuesto:</w:t>
+      </w:r>
+      <w:r>
+        <w:t xml:space="preserve"> </w:t>
+      </w:r>
+      <w:r>
+        <w:t xml:space="preserve">congelar versiones, habilitar entorno sintético, ejecutar contratos REST y pruebas de permiso, medir duración y tasa de error con carga declarada, comparar tareas con participantes autorizados, analizar resultados con intervalos y reportar también resultados negativos. Este plan no se reporta como ejecutado.</w:t>
+      </w:r>
+    </w:p>
+    <w:bookmarkEnd w:id="66"/>
+    <w:bookmarkEnd w:id="67"/>
     <w:sectPr>
-      <w:headerReference r:id="rId9" w:type="default"/>
-      <w:pgMar w:bottom="1440" w:left="1440" w:right="1440" w:top="1440"/>
+      <w:footerReference w:type="default" r:id="rId10"/>
+      <w:pgSz w:h="15840" w:w="12240"/>
+      <w:pgMar w:bottom="1440" w:left="1440" w:right="1440" w:top="1440" w:header="691" w:footer="720"/>
     </w:sectPr>
   </w:body>
 </w:document>
@@ -5055,6 +5202,24 @@
 <w:comments xmlns:w="http://schemas.openxmlformats.org/wordprocessingml/2006/main" xmlns:m="http://schemas.openxmlformats.org/officeDocument/2006/math" xmlns:r="http://schemas.openxmlformats.org/officeDocument/2006/relationships" xmlns:o="urn:schemas-microsoft-com:office:office" xmlns:v="urn:schemas-microsoft-com:vml" xmlns:w10="urn:schemas-microsoft-com:office:word" xmlns:a="http://schemas.openxmlformats.org/drawingml/2006/main" xmlns:pic="http://schemas.openxmlformats.org/drawingml/2006/picture" xmlns:wp="http://schemas.openxmlformats.org/drawingml/2006/wordprocessingDrawing"/>
 </file>
 
+<file path=word/footer1.xml><?xml version="1.0" encoding="utf-8"?>
+<w:ftr xmlns:m="http://schemas.openxmlformats.org/officeDocument/2006/math" xmlns:mc="http://schemas.openxmlformats.org/markup-compatibility/2006" xmlns:mo="http://schemas.microsoft.com/office/mac/office/2008/main" xmlns:mv="urn:schemas-microsoft-com:mac:vml" xmlns:o="urn:schemas-microsoft-com:office:office" xmlns:r="http://schemas.openxmlformats.org/officeDocument/2006/relationships" xmlns:v="urn:schemas-microsoft-com:vml" xmlns:w10="urn:schemas-microsoft-com:office:word" xmlns:w14="http://schemas.microsoft.com/office/word/2010/wordml" xmlns:w="http://schemas.openxmlformats.org/wordprocessingml/2006/main" xmlns:wne="http://schemas.microsoft.com/office/word/2006/wordml" xmlns:wp14="http://schemas.microsoft.com/office/word/2010/wordprocessingDrawing" xmlns:wp="http://schemas.openxmlformats.org/drawingml/2006/wordprocessingDrawing" xmlns:wpc="http://schemas.microsoft.com/office/word/2010/wordprocessingCanvas" xmlns:wpg="http://schemas.microsoft.com/office/word/2010/wordprocessingGroup" xmlns:wpi="http://schemas.microsoft.com/office/word/2010/wordprocessingInk" xmlns:wps="http://schemas.microsoft.com/office/word/2010/wordprocessingShape" mc:Ignorable="w14 wp14">
+  <w:p>
+    <w:pPr>
+      <w:pStyle w:val="Footer"/>
+      <w:jc w:val="right"/>
+    </w:pPr>
+    <w:r>
+      <w:rPr>
+        <w:sz w:val="16"/>
+      </w:rPr>
+      <w:t xml:space="preserve">SaborExpress | Yerson Stiven Cuellar Rubiano | Ficha 3145555 | Página </w:t>
+    </w:r>
+    <w:fldSimple w:instr="PAGE"/>
+  </w:p>
+</w:ftr>
+</file>
+
 <file path=word/footnotes.xml><?xml version="1.0" encoding="utf-8"?>
 <w:footnotes xmlns:w="http://schemas.openxmlformats.org/wordprocessingml/2006/main" xmlns:m="http://schemas.openxmlformats.org/officeDocument/2006/math" xmlns:r="http://schemas.openxmlformats.org/officeDocument/2006/relationships" xmlns:o="urn:schemas-microsoft-com:office:office" xmlns:v="urn:schemas-microsoft-com:vml" xmlns:w10="urn:schemas-microsoft-com:office:word" xmlns:a="http://schemas.openxmlformats.org/drawingml/2006/main" xmlns:pic="http://schemas.openxmlformats.org/drawingml/2006/picture" xmlns:wp="http://schemas.openxmlformats.org/drawingml/2006/wordprocessingDrawing">
   <w:footnote w:type="continuationSeparator" w:id="0">
@@ -5072,18 +5237,6 @@
     </w:p>
   </w:footnote>
 </w:footnotes>
-</file>
-
-<file path=word/header1.xml><?xml version="1.0" encoding="utf-8"?>
-<w:hdr xmlns:m="http://schemas.openxmlformats.org/officeDocument/2006/math" xmlns:mc="http://schemas.openxmlformats.org/markup-compatibility/2006" xmlns:mo="http://schemas.microsoft.com/office/mac/office/2008/main" xmlns:mv="urn:schemas-microsoft-com:mac:vml" xmlns:o="urn:schemas-microsoft-com:office:office" xmlns:r="http://schemas.openxmlformats.org/officeDocument/2006/relationships" xmlns:v="urn:schemas-microsoft-com:vml" xmlns:w10="urn:schemas-microsoft-com:office:word" xmlns:w14="http://schemas.microsoft.com/office/word/2010/wordml" xmlns:w="http://schemas.openxmlformats.org/wordprocessingml/2006/main" xmlns:wne="http://schemas.microsoft.com/office/word/2006/wordml" xmlns:wp14="http://schemas.microsoft.com/office/word/2010/wordprocessingDrawing" xmlns:wp="http://schemas.openxmlformats.org/drawingml/2006/wordprocessingDrawing" xmlns:wpc="http://schemas.microsoft.com/office/word/2010/wordprocessingCanvas" xmlns:wpg="http://schemas.microsoft.com/office/word/2010/wordprocessingGroup" xmlns:wpi="http://schemas.microsoft.com/office/word/2010/wordprocessingInk" xmlns:wps="http://schemas.microsoft.com/office/word/2010/wordprocessingShape" mc:Ignorable="w14 wp14">
-  <w:p>
-    <w:pPr>
-      <w:pStyle w:val="Header"/>
-      <w:jc w:val="right"/>
-    </w:pPr>
-    <w:fldSimple w:instr="PAGE"/>
-  </w:p>
-</w:hdr>
 </file>
 
 <file path=word/numbering.xml><?xml version="1.0" encoding="utf-8"?>
@@ -5192,12 +5345,11 @@
     <w:name w:val="Normal"/>
     <w:qFormat/>
     <w:pPr>
-      <w:spacing w:after="0" w:line="480" w:lineRule="auto"/>
-      <w:ind w:firstLine="720"/>
+      <w:spacing w:after="60" w:line="360" w:lineRule="auto"/>
     </w:pPr>
     <w:rPr>
       <w:rFonts w:ascii="Times New Roman" w:hAnsi="Times New Roman"/>
-      <w:color w:val="000000"/>
+      <w:color w:val="191E28"/>
       <w:sz w:val="24"/>
     </w:rPr>
   </w:style>
@@ -5207,27 +5359,35 @@
     <w:link w:val="BodyTextChar"/>
     <w:qFormat/>
     <w:pPr>
-      <w:spacing w:after="180" w:before="180"/>
+      <w:spacing w:after="60" w:before="180" w:line="360" w:lineRule="auto"/>
     </w:pPr>
+    <w:rPr>
+      <w:rFonts w:ascii="Times New Roman" w:hAnsi="Times New Roman"/>
+      <w:color w:val="191E28"/>
+      <w:sz w:val="24"/>
+    </w:rPr>
   </w:style>
   <w:style w:customStyle="1" w:styleId="FirstParagraph" w:type="paragraph">
     <w:name w:val="First Paragraph"/>
     <w:basedOn w:val="BodyText"/>
     <w:next w:val="BodyText"/>
     <w:qFormat/>
+    <w:pPr>
+      <w:spacing w:after="60" w:line="360" w:lineRule="auto"/>
+    </w:pPr>
+    <w:rPr>
+      <w:rFonts w:ascii="Times New Roman" w:hAnsi="Times New Roman"/>
+      <w:color w:val="191E28"/>
+      <w:sz w:val="24"/>
+    </w:rPr>
   </w:style>
   <w:style w:customStyle="1" w:styleId="Compact" w:type="paragraph">
     <w:name w:val="Compact"/>
     <w:basedOn w:val="BodyText"/>
     <w:qFormat/>
     <w:pPr>
-      <w:spacing w:after="0" w:before="36" w:line="240" w:lineRule="auto"/>
-      <w:ind w:firstLine="0"/>
+      <w:spacing w:after="36" w:before="36"/>
     </w:pPr>
-    <w:rPr>
-      <w:rFonts w:ascii="Times New Roman" w:hAnsi="Times New Roman"/>
-      <w:sz w:val="20"/>
-    </w:rPr>
   </w:style>
   <w:style w:styleId="Title" w:type="paragraph">
     <w:name w:val="Title"/>
@@ -5237,16 +5397,15 @@
     <w:pPr>
       <w:keepNext/>
       <w:keepLines/>
-      <w:spacing w:after="40" w:before="120" w:line="480" w:lineRule="auto"/>
-      <w:ind w:firstLine="0"/>
+      <w:spacing w:after="240" w:before="480"/>
       <w:jc w:val="center"/>
     </w:pPr>
     <w:rPr>
-      <w:rFonts w:ascii="Times New Roman" w:asciiTheme="majorHAnsi" w:cstheme="majorBidi" w:eastAsiaTheme="majorEastAsia" w:hAnsi="Times New Roman" w:hAnsiTheme="majorHAnsi"/>
+      <w:rFonts w:asciiTheme="majorHAnsi" w:cstheme="majorBidi" w:eastAsiaTheme="majorEastAsia" w:hAnsiTheme="majorHAnsi"/>
       <w:b/>
       <w:bCs/>
-      <w:color w:val="000000"/>
-      <w:sz w:val="24"/>
+      <w:color w:themeColor="accent1" w:themeShade="B5" w:val="345A8A"/>
+      <w:sz w:val="36"/>
       <w:szCs w:val="36"/>
     </w:rPr>
   </w:style>
@@ -5343,7 +5502,7 @@
       <w:rFonts w:asciiTheme="majorHAnsi" w:cstheme="majorBidi" w:eastAsiaTheme="majorEastAsia" w:hAnsiTheme="majorHAnsi"/>
       <w:b/>
       <w:bCs/>
-      <w:color w:val="000000"/>
+      <w:color w:themeColor="accent1" w:val="4F81BD"/>
       <w:sz w:val="32"/>
       <w:szCs w:val="32"/>
     </w:rPr>
@@ -5365,7 +5524,7 @@
       <w:rFonts w:asciiTheme="majorHAnsi" w:cstheme="majorBidi" w:eastAsiaTheme="majorEastAsia" w:hAnsiTheme="majorHAnsi"/>
       <w:b/>
       <w:bCs/>
-      <w:color w:val="000000"/>
+      <w:color w:themeColor="accent1" w:val="4F81BD"/>
       <w:sz w:val="28"/>
       <w:szCs w:val="28"/>
     </w:rPr>
@@ -5387,7 +5546,7 @@
       <w:rFonts w:asciiTheme="majorHAnsi" w:cstheme="majorBidi" w:eastAsiaTheme="majorEastAsia" w:hAnsiTheme="majorHAnsi"/>
       <w:b/>
       <w:bCs/>
-      <w:color w:val="000000"/>
+      <w:color w:themeColor="accent1" w:val="4F81BD"/>
       <w:sz w:val="24"/>
       <w:szCs w:val="24"/>
     </w:rPr>
@@ -5560,7 +5719,7 @@
     <w:qFormat/>
     <w:rPr>
       <w:rFonts w:ascii="Times New Roman" w:hAnsi="Times New Roman"/>
-      <w:sz w:val="18"/>
+      <w:sz w:val="20"/>
     </w:rPr>
     <w:tblPr>
       <w:tblInd w:type="dxa" w:w="0"/>
